--- a/lessons/8-5/downloads/reveal/teacher/8.5-session-2-prerequisite-practice-b.docx
+++ b/lessons/8-5/downloads/reveal/teacher/8.5-session-2-prerequisite-practice-b.docx
@@ -15,10 +15,28 @@
         <w:rPr>
           <w:rFonts w:ascii="Avenir Next" w:hAnsi="Avenir Next" w:cs="Avenir Next" w:eastAsia="Avenir Next"/>
           <w:color w:val="1A1A1A"/>
+          <w:sz w:val="22"/>
+          <w:szCs w:val="20"/>
+        </w:rPr>
+        <w:t xml:space="preserve">Name</w:t>
+      </w:r>
+      <w:r>
+        <w:rPr>
+          <w:rFonts w:ascii="Avenir Next" w:hAnsi="Avenir Next" w:cs="Avenir Next" w:eastAsia="Avenir Next"/>
+          <w:color w:val="1A1A1A"/>
           <w:sz w:val="20"/>
           <w:szCs w:val="20"/>
         </w:rPr>
-        <w:t xml:space="preserve">Name</w:t>
+        <w:tab/>
+      </w:r>
+      <w:r>
+        <w:rPr>
+          <w:rFonts w:ascii="Avenir Next" w:hAnsi="Avenir Next" w:cs="Avenir Next" w:eastAsia="Avenir Next"/>
+          <w:color w:val="1A1A1A"/>
+          <w:sz w:val="22"/>
+          <w:szCs w:val="20"/>
+        </w:rPr>
+        <w:t xml:space="preserve">   Date</w:t>
       </w:r>
       <w:r>
         <w:rPr>
@@ -33,25 +51,7 @@
         <w:rPr>
           <w:rFonts w:ascii="Avenir Next" w:hAnsi="Avenir Next" w:cs="Avenir Next" w:eastAsia="Avenir Next"/>
           <w:color w:val="1A1A1A"/>
-          <w:sz w:val="20"/>
-          <w:szCs w:val="20"/>
-        </w:rPr>
-        <w:t xml:space="preserve">   Date</w:t>
-      </w:r>
-      <w:r>
-        <w:rPr>
-          <w:rFonts w:ascii="Avenir Next" w:hAnsi="Avenir Next" w:cs="Avenir Next" w:eastAsia="Avenir Next"/>
-          <w:color w:val="1A1A1A"/>
-          <w:sz w:val="20"/>
-          <w:szCs w:val="20"/>
-        </w:rPr>
-        <w:tab/>
-      </w:r>
-      <w:r>
-        <w:rPr>
-          <w:rFonts w:ascii="Avenir Next" w:hAnsi="Avenir Next" w:cs="Avenir Next" w:eastAsia="Avenir Next"/>
-          <w:color w:val="1A1A1A"/>
-          <w:sz w:val="20"/>
+          <w:sz w:val="22"/>
           <w:szCs w:val="20"/>
         </w:rPr>
         <w:t xml:space="preserve">   Period</w:t>
@@ -78,7 +78,7 @@
           <w:caps/>
           <w:color w:val="003A70"/>
           <w:spacing w:val="12"/>
-          <w:sz w:val="19"/>
+          <w:sz w:val="22"/>
           <w:szCs w:val="19"/>
         </w:rPr>
         <w:t xml:space="preserve">Lesson 8-5  ·  Session 2  ·  Prerequisite Practice B  ·  Skill 1 of 2</w:t>
@@ -86,6 +86,7 @@
     </w:p>
     <w:p>
       <w:pPr>
+        <w:pStyle w:val="Heading1"/>
         <w:keepNext/>
         <w:spacing w:before="0" w:after="10" w:line="240" w:lineRule="auto"/>
       </w:pPr>
@@ -111,7 +112,7 @@
         <w:rPr>
           <w:rFonts w:ascii="Avenir Next" w:hAnsi="Avenir Next" w:cs="Avenir Next" w:eastAsia="Avenir Next"/>
           <w:color w:val="5A5F66"/>
-          <w:sz w:val="17"/>
+          <w:sz w:val="22"/>
           <w:szCs w:val="17"/>
         </w:rPr>
         <w:t xml:space="preserve">Builds on Lesson 8-1 Session 1 · 6.EE.B.5</w:t>
@@ -154,6 +155,7 @@
           </w:tcPr>
           <w:p>
             <w:pPr>
+              <w:pStyle w:val="Heading2"/>
               <w:spacing w:before="0" w:after="0" w:line="252" w:lineRule="auto"/>
             </w:pPr>
             <w:r>
@@ -183,7 +185,7 @@
               <w:rPr>
                 <w:rFonts w:ascii="Avenir Next" w:hAnsi="Avenir Next" w:cs="Avenir Next" w:eastAsia="Avenir Next"/>
                 <w:color w:val="1A1A1A"/>
-                <w:sz w:val="20"/>
+                <w:sz w:val="22"/>
                 <w:szCs w:val="20"/>
               </w:rPr>
               <w:t xml:space="preserve">You will put 95 into </w:t>
@@ -193,7 +195,7 @@
                 <w:rFonts w:ascii="Avenir Next" w:hAnsi="Avenir Next" w:cs="Avenir Next" w:eastAsia="Avenir Next"/>
                 <w:i/>
                 <w:color w:val="1A1A1A"/>
-                <w:sz w:val="20"/>
+                <w:sz w:val="22"/>
                 <w:szCs w:val="20"/>
               </w:rPr>
               <w:t xml:space="preserve">w</w:t>
@@ -202,7 +204,7 @@
               <w:rPr>
                 <w:rFonts w:ascii="Avenir Next" w:hAnsi="Avenir Next" w:cs="Avenir Next" w:eastAsia="Avenir Next"/>
                 <w:color w:val="1A1A1A"/>
-                <w:sz w:val="20"/>
+                <w:sz w:val="22"/>
                 <w:szCs w:val="20"/>
               </w:rPr>
               <w:t xml:space="preserve"> &gt; 80 and check if it is true.</w:t>
@@ -222,6 +224,7 @@
           </w:tcPr>
           <w:p>
             <w:pPr>
+              <w:pStyle w:val="Heading2"/>
               <w:spacing w:before="0" w:after="0" w:line="252" w:lineRule="auto"/>
             </w:pPr>
             <w:r>
@@ -251,7 +254,7 @@
               <w:rPr>
                 <w:rFonts w:ascii="Avenir Next" w:hAnsi="Avenir Next" w:cs="Avenir Next" w:eastAsia="Avenir Next"/>
                 <w:color w:val="1A1A1A"/>
-                <w:sz w:val="20"/>
+                <w:sz w:val="22"/>
                 <w:szCs w:val="20"/>
               </w:rPr>
               <w:t xml:space="preserve">Put a value into an equation, like </w:t>
@@ -261,7 +264,7 @@
                 <w:rFonts w:ascii="Avenir Next" w:hAnsi="Avenir Next" w:cs="Avenir Next" w:eastAsia="Avenir Next"/>
                 <w:i/>
                 <w:color w:val="1A1A1A"/>
-                <w:sz w:val="20"/>
+                <w:sz w:val="22"/>
                 <w:szCs w:val="20"/>
               </w:rPr>
               <w:t xml:space="preserve">m</w:t>
@@ -270,7 +273,7 @@
               <w:rPr>
                 <w:rFonts w:ascii="Avenir Next" w:hAnsi="Avenir Next" w:cs="Avenir Next" w:eastAsia="Avenir Next"/>
                 <w:color w:val="1A1A1A"/>
-                <w:sz w:val="20"/>
+                <w:sz w:val="22"/>
                 <w:szCs w:val="20"/>
               </w:rPr>
               <w:t xml:space="preserve"> = 4 in 3</w:t>
@@ -280,7 +283,7 @@
                 <w:rFonts w:ascii="Avenir Next" w:hAnsi="Avenir Next" w:cs="Avenir Next" w:eastAsia="Avenir Next"/>
                 <w:i/>
                 <w:color w:val="1A1A1A"/>
-                <w:sz w:val="20"/>
+                <w:sz w:val="22"/>
                 <w:szCs w:val="20"/>
               </w:rPr>
               <w:t xml:space="preserve">m</w:t>
@@ -289,7 +292,7 @@
               <w:rPr>
                 <w:rFonts w:ascii="Avenir Next" w:hAnsi="Avenir Next" w:cs="Avenir Next" w:eastAsia="Avenir Next"/>
                 <w:color w:val="1A1A1A"/>
-                <w:sz w:val="20"/>
+                <w:sz w:val="22"/>
                 <w:szCs w:val="20"/>
               </w:rPr>
               <w:t xml:space="preserve"> = 12, and check it.  </w:t>
@@ -299,7 +302,7 @@
                 <w:rFonts w:ascii="Avenir Next" w:hAnsi="Avenir Next" w:cs="Avenir Next" w:eastAsia="Avenir Next"/>
                 <w:b/>
                 <w:color w:val="1A1A1A"/>
-                <w:sz w:val="20"/>
+                <w:sz w:val="22"/>
                 <w:szCs w:val="20"/>
               </w:rPr>
               <w:t xml:space="preserve">You will use it in Practice Form A, problems 1 and 2.</w:t>
@@ -310,6 +313,7 @@
     </w:tbl>
     <w:p>
       <w:pPr>
+        <w:pStyle w:val="Heading2"/>
         <w:keepNext/>
         <w:pBdr>
           <w:bottom w:val="single" w:sz="8" w:space="3" w:color="003A70"/>
@@ -325,7 +329,7 @@
           <w:b/>
           <w:color w:val="003A70"/>
           <w:spacing w:val="14"/>
-          <w:sz w:val="19"/>
+          <w:sz w:val="22"/>
           <w:szCs w:val="19"/>
         </w:rPr>
         <w:t xml:space="preserve">STEPS TO FOLLOW</w:t>
@@ -344,7 +348,7 @@
           <w:rFonts w:ascii="Avenir Next" w:hAnsi="Avenir Next" w:cs="Avenir Next" w:eastAsia="Avenir Next"/>
           <w:i/>
           <w:color w:val="5A5F66"/>
-          <w:sz w:val="17"/>
+          <w:sz w:val="22"/>
           <w:szCs w:val="17"/>
         </w:rPr>
         <w:t xml:space="preserve">use these same steps on every problem</w:t>
@@ -386,6 +390,7 @@
           </w:tcPr>
           <w:p>
             <w:pPr>
+              <w:pStyle w:val="Heading1"/>
               <w:spacing w:before="0" w:after="0" w:line="240" w:lineRule="auto"/>
               <w:jc w:val="center"/>
             </w:pPr>
@@ -415,7 +420,7 @@
                 <w:rFonts w:ascii="Avenir Next" w:hAnsi="Avenir Next" w:cs="Avenir Next" w:eastAsia="Avenir Next"/>
                 <w:b/>
                 <w:color w:val="1A1A1A"/>
-                <w:sz w:val="21"/>
+                <w:sz w:val="22"/>
                 <w:szCs w:val="21"/>
               </w:rPr>
               <w:t xml:space="preserve">Replace</w:t>
@@ -424,7 +429,7 @@
               <w:rPr>
                 <w:rFonts w:ascii="Avenir Next" w:hAnsi="Avenir Next" w:cs="Avenir Next" w:eastAsia="Avenir Next"/>
                 <w:color w:val="1A1A1A"/>
-                <w:sz w:val="21"/>
+                <w:sz w:val="22"/>
                 <w:szCs w:val="21"/>
               </w:rPr>
               <w:t xml:space="preserve"> the letter with the value.</w:t>
@@ -443,6 +448,7 @@
           </w:tcPr>
           <w:p>
             <w:pPr>
+              <w:pStyle w:val="Heading1"/>
               <w:spacing w:before="0" w:after="0" w:line="240" w:lineRule="auto"/>
               <w:jc w:val="center"/>
             </w:pPr>
@@ -472,7 +478,7 @@
                 <w:rFonts w:ascii="Avenir Next" w:hAnsi="Avenir Next" w:cs="Avenir Next" w:eastAsia="Avenir Next"/>
                 <w:b/>
                 <w:color w:val="1A1A1A"/>
-                <w:sz w:val="21"/>
+                <w:sz w:val="22"/>
                 <w:szCs w:val="21"/>
               </w:rPr>
               <w:t xml:space="preserve">Compute</w:t>
@@ -481,7 +487,7 @@
               <w:rPr>
                 <w:rFonts w:ascii="Avenir Next" w:hAnsi="Avenir Next" w:cs="Avenir Next" w:eastAsia="Avenir Next"/>
                 <w:color w:val="1A1A1A"/>
-                <w:sz w:val="21"/>
+                <w:sz w:val="22"/>
                 <w:szCs w:val="21"/>
               </w:rPr>
               <w:t xml:space="preserve"> that side.</w:t>
@@ -500,6 +506,7 @@
           </w:tcPr>
           <w:p>
             <w:pPr>
+              <w:pStyle w:val="Heading1"/>
               <w:spacing w:before="0" w:after="0" w:line="240" w:lineRule="auto"/>
               <w:jc w:val="center"/>
             </w:pPr>
@@ -529,7 +536,7 @@
                 <w:rFonts w:ascii="Avenir Next" w:hAnsi="Avenir Next" w:cs="Avenir Next" w:eastAsia="Avenir Next"/>
                 <w:b/>
                 <w:color w:val="1A1A1A"/>
-                <w:sz w:val="21"/>
+                <w:sz w:val="22"/>
                 <w:szCs w:val="21"/>
               </w:rPr>
               <w:t xml:space="preserve">Compare</w:t>
@@ -538,7 +545,7 @@
               <w:rPr>
                 <w:rFonts w:ascii="Avenir Next" w:hAnsi="Avenir Next" w:cs="Avenir Next" w:eastAsia="Avenir Next"/>
                 <w:color w:val="1A1A1A"/>
-                <w:sz w:val="21"/>
+                <w:sz w:val="22"/>
                 <w:szCs w:val="21"/>
               </w:rPr>
               <w:t xml:space="preserve"> both sides. The same number means yes, a solution.</w:t>
@@ -549,6 +556,7 @@
     </w:tbl>
     <w:p>
       <w:pPr>
+        <w:pStyle w:val="Heading2"/>
         <w:keepNext/>
         <w:pBdr>
           <w:bottom w:val="single" w:sz="8" w:space="3" w:color="003A70"/>
@@ -564,7 +572,7 @@
           <w:b/>
           <w:color w:val="003A70"/>
           <w:spacing w:val="14"/>
-          <w:sz w:val="19"/>
+          <w:sz w:val="22"/>
           <w:szCs w:val="19"/>
         </w:rPr>
         <w:t xml:space="preserve">WATCH ME</w:t>
@@ -583,7 +591,7 @@
           <w:rFonts w:ascii="Avenir Next" w:hAnsi="Avenir Next" w:cs="Avenir Next" w:eastAsia="Avenir Next"/>
           <w:i/>
           <w:color w:val="5A5F66"/>
-          <w:sz w:val="17"/>
+          <w:sz w:val="22"/>
           <w:szCs w:val="17"/>
         </w:rPr>
         <w:t xml:space="preserve">the steps in action</w:t>
@@ -598,7 +606,7 @@
           <w:rFonts w:ascii="Avenir Next" w:hAnsi="Avenir Next" w:cs="Avenir Next" w:eastAsia="Avenir Next"/>
           <w:b/>
           <w:color w:val="1A1A1A"/>
-          <w:sz w:val="21"/>
+          <w:sz w:val="22"/>
           <w:szCs w:val="21"/>
         </w:rPr>
         <w:t xml:space="preserve">Is </w:t>
@@ -609,7 +617,7 @@
           <w:b/>
           <w:i/>
           <w:color w:val="1A1A1A"/>
-          <w:sz w:val="21"/>
+          <w:sz w:val="22"/>
           <w:szCs w:val="21"/>
         </w:rPr>
         <w:t xml:space="preserve">m</w:t>
@@ -619,7 +627,7 @@
           <w:rFonts w:ascii="Avenir Next" w:hAnsi="Avenir Next" w:cs="Avenir Next" w:eastAsia="Avenir Next"/>
           <w:b/>
           <w:color w:val="1A1A1A"/>
-          <w:sz w:val="21"/>
+          <w:sz w:val="22"/>
           <w:szCs w:val="21"/>
         </w:rPr>
         <w:t xml:space="preserve"> = 4 a solution of 3</w:t>
@@ -630,7 +638,7 @@
           <w:b/>
           <w:i/>
           <w:color w:val="1A1A1A"/>
-          <w:sz w:val="21"/>
+          <w:sz w:val="22"/>
           <w:szCs w:val="21"/>
         </w:rPr>
         <w:t xml:space="preserve">m</w:t>
@@ -640,7 +648,7 @@
           <w:rFonts w:ascii="Avenir Next" w:hAnsi="Avenir Next" w:cs="Avenir Next" w:eastAsia="Avenir Next"/>
           <w:b/>
           <w:color w:val="1A1A1A"/>
-          <w:sz w:val="21"/>
+          <w:sz w:val="22"/>
           <w:szCs w:val="21"/>
         </w:rPr>
         <w:t xml:space="preserve"> = 12?</w:t>
@@ -659,25 +667,25 @@
           <w:rFonts w:ascii="Avenir Next" w:hAnsi="Avenir Next" w:cs="Avenir Next" w:eastAsia="Avenir Next"/>
           <w:b/>
           <w:color w:val="003A70"/>
+          <w:sz w:val="22"/>
+          <w:szCs w:val="19"/>
+        </w:rPr>
+        <w:t xml:space="preserve">Step 1</w:t>
+      </w:r>
+      <w:r>
+        <w:rPr>
+          <w:rFonts w:ascii="Avenir Next" w:hAnsi="Avenir Next" w:cs="Avenir Next" w:eastAsia="Avenir Next"/>
+          <w:color w:val="1A1A1A"/>
           <w:sz w:val="19"/>
           <w:szCs w:val="19"/>
         </w:rPr>
-        <w:t xml:space="preserve">Step 1</w:t>
-      </w:r>
-      <w:r>
-        <w:rPr>
-          <w:rFonts w:ascii="Avenir Next" w:hAnsi="Avenir Next" w:cs="Avenir Next" w:eastAsia="Avenir Next"/>
-          <w:color w:val="1A1A1A"/>
-          <w:sz w:val="19"/>
-          <w:szCs w:val="19"/>
-        </w:rPr>
         <w:tab/>
       </w:r>
       <w:r>
         <w:rPr>
           <w:rFonts w:ascii="Avenir Next" w:hAnsi="Avenir Next" w:cs="Avenir Next" w:eastAsia="Avenir Next"/>
           <w:color w:val="1A1A1A"/>
-          <w:sz w:val="21"/>
+          <w:sz w:val="22"/>
           <w:szCs w:val="21"/>
         </w:rPr>
         <w:t xml:space="preserve">Replace </w:t>
@@ -687,7 +695,7 @@
           <w:rFonts w:ascii="Avenir Next" w:hAnsi="Avenir Next" w:cs="Avenir Next" w:eastAsia="Avenir Next"/>
           <w:i/>
           <w:color w:val="1A1A1A"/>
-          <w:sz w:val="21"/>
+          <w:sz w:val="22"/>
           <w:szCs w:val="21"/>
         </w:rPr>
         <w:t xml:space="preserve">m</w:t>
@@ -696,7 +704,7 @@
         <w:rPr>
           <w:rFonts w:ascii="Avenir Next" w:hAnsi="Avenir Next" w:cs="Avenir Next" w:eastAsia="Avenir Next"/>
           <w:color w:val="1A1A1A"/>
-          <w:sz w:val="21"/>
+          <w:sz w:val="22"/>
           <w:szCs w:val="21"/>
         </w:rPr>
         <w:t xml:space="preserve"> with 4: 3 × 4.</w:t>
@@ -715,25 +723,25 @@
           <w:rFonts w:ascii="Avenir Next" w:hAnsi="Avenir Next" w:cs="Avenir Next" w:eastAsia="Avenir Next"/>
           <w:b/>
           <w:color w:val="003A70"/>
+          <w:sz w:val="22"/>
+          <w:szCs w:val="19"/>
+        </w:rPr>
+        <w:t xml:space="preserve">Step 2</w:t>
+      </w:r>
+      <w:r>
+        <w:rPr>
+          <w:rFonts w:ascii="Avenir Next" w:hAnsi="Avenir Next" w:cs="Avenir Next" w:eastAsia="Avenir Next"/>
+          <w:color w:val="1A1A1A"/>
           <w:sz w:val="19"/>
           <w:szCs w:val="19"/>
         </w:rPr>
-        <w:t xml:space="preserve">Step 2</w:t>
-      </w:r>
-      <w:r>
-        <w:rPr>
-          <w:rFonts w:ascii="Avenir Next" w:hAnsi="Avenir Next" w:cs="Avenir Next" w:eastAsia="Avenir Next"/>
-          <w:color w:val="1A1A1A"/>
-          <w:sz w:val="19"/>
-          <w:szCs w:val="19"/>
-        </w:rPr>
         <w:tab/>
       </w:r>
       <w:r>
         <w:rPr>
           <w:rFonts w:ascii="Avenir Next" w:hAnsi="Avenir Next" w:cs="Avenir Next" w:eastAsia="Avenir Next"/>
           <w:color w:val="1A1A1A"/>
-          <w:sz w:val="21"/>
+          <w:sz w:val="22"/>
           <w:szCs w:val="21"/>
         </w:rPr>
         <w:t xml:space="preserve">Compute: 3 × 4 = 12.</w:t>
@@ -752,25 +760,25 @@
           <w:rFonts w:ascii="Avenir Next" w:hAnsi="Avenir Next" w:cs="Avenir Next" w:eastAsia="Avenir Next"/>
           <w:b/>
           <w:color w:val="003A70"/>
+          <w:sz w:val="22"/>
+          <w:szCs w:val="19"/>
+        </w:rPr>
+        <w:t xml:space="preserve">Step 3</w:t>
+      </w:r>
+      <w:r>
+        <w:rPr>
+          <w:rFonts w:ascii="Avenir Next" w:hAnsi="Avenir Next" w:cs="Avenir Next" w:eastAsia="Avenir Next"/>
+          <w:color w:val="1A1A1A"/>
           <w:sz w:val="19"/>
           <w:szCs w:val="19"/>
         </w:rPr>
-        <w:t xml:space="preserve">Step 3</w:t>
-      </w:r>
-      <w:r>
-        <w:rPr>
-          <w:rFonts w:ascii="Avenir Next" w:hAnsi="Avenir Next" w:cs="Avenir Next" w:eastAsia="Avenir Next"/>
-          <w:color w:val="1A1A1A"/>
-          <w:sz w:val="19"/>
-          <w:szCs w:val="19"/>
-        </w:rPr>
         <w:tab/>
       </w:r>
       <w:r>
         <w:rPr>
           <w:rFonts w:ascii="Avenir Next" w:hAnsi="Avenir Next" w:cs="Avenir Next" w:eastAsia="Avenir Next"/>
           <w:color w:val="1A1A1A"/>
-          <w:sz w:val="21"/>
+          <w:sz w:val="22"/>
           <w:szCs w:val="21"/>
         </w:rPr>
         <w:t xml:space="preserve">Compare: 12 = 12. Yes.</w:t>
@@ -789,18 +797,18 @@
           <w:rFonts w:ascii="Avenir Next" w:hAnsi="Avenir Next" w:cs="Avenir Next" w:eastAsia="Avenir Next"/>
           <w:b/>
           <w:color w:val="1A1A1A"/>
+          <w:sz w:val="22"/>
+          <w:szCs w:val="21"/>
+        </w:rPr>
+        <w:t xml:space="preserve">Answer</w:t>
+      </w:r>
+      <w:r>
+        <w:rPr>
+          <w:rFonts w:ascii="Avenir Next" w:hAnsi="Avenir Next" w:cs="Avenir Next" w:eastAsia="Avenir Next"/>
+          <w:color w:val="1A1A1A"/>
           <w:sz w:val="21"/>
           <w:szCs w:val="21"/>
         </w:rPr>
-        <w:t xml:space="preserve">Answer</w:t>
-      </w:r>
-      <w:r>
-        <w:rPr>
-          <w:rFonts w:ascii="Avenir Next" w:hAnsi="Avenir Next" w:cs="Avenir Next" w:eastAsia="Avenir Next"/>
-          <w:color w:val="1A1A1A"/>
-          <w:sz w:val="21"/>
-          <w:szCs w:val="21"/>
-        </w:rPr>
         <w:tab/>
       </w:r>
       <w:r>
@@ -808,7 +816,7 @@
           <w:rFonts w:ascii="Avenir Next" w:hAnsi="Avenir Next" w:cs="Avenir Next" w:eastAsia="Avenir Next"/>
           <w:b/>
           <w:color w:val="1A1A1A"/>
-          <w:sz w:val="21"/>
+          <w:sz w:val="22"/>
           <w:szCs w:val="21"/>
         </w:rPr>
         <w:t xml:space="preserve">Yes, </w:t>
@@ -819,7 +827,7 @@
           <w:b/>
           <w:i/>
           <w:color w:val="1A1A1A"/>
-          <w:sz w:val="21"/>
+          <w:sz w:val="22"/>
           <w:szCs w:val="21"/>
         </w:rPr>
         <w:t xml:space="preserve">m</w:t>
@@ -829,7 +837,7 @@
           <w:rFonts w:ascii="Avenir Next" w:hAnsi="Avenir Next" w:cs="Avenir Next" w:eastAsia="Avenir Next"/>
           <w:b/>
           <w:color w:val="1A1A1A"/>
-          <w:sz w:val="21"/>
+          <w:sz w:val="22"/>
           <w:szCs w:val="21"/>
         </w:rPr>
         <w:t xml:space="preserve"> = 4 is a solution.</w:t>
@@ -837,6 +845,7 @@
     </w:p>
     <w:p>
       <w:pPr>
+        <w:pStyle w:val="Heading2"/>
         <w:keepNext/>
         <w:pBdr>
           <w:bottom w:val="single" w:sz="8" w:space="3" w:color="003A70"/>
@@ -852,7 +861,7 @@
           <w:b/>
           <w:color w:val="003A70"/>
           <w:spacing w:val="14"/>
-          <w:sz w:val="19"/>
+          <w:sz w:val="22"/>
           <w:szCs w:val="19"/>
         </w:rPr>
         <w:t xml:space="preserve">TRY IT WITH HELP</w:t>
@@ -871,7 +880,7 @@
           <w:rFonts w:ascii="Avenir Next" w:hAnsi="Avenir Next" w:cs="Avenir Next" w:eastAsia="Avenir Next"/>
           <w:i/>
           <w:color w:val="5A5F66"/>
-          <w:sz w:val="17"/>
+          <w:sz w:val="22"/>
           <w:szCs w:val="17"/>
         </w:rPr>
         <w:t xml:space="preserve">fill in each step</w:t>
@@ -967,25 +976,25 @@
           <w:rFonts w:ascii="Avenir Next" w:hAnsi="Avenir Next" w:cs="Avenir Next" w:eastAsia="Avenir Next"/>
           <w:b/>
           <w:color w:val="003A70"/>
+          <w:sz w:val="22"/>
+          <w:szCs w:val="18"/>
+        </w:rPr>
+        <w:t xml:space="preserve">Step 1</w:t>
+      </w:r>
+      <w:r>
+        <w:rPr>
+          <w:rFonts w:ascii="Avenir Next" w:hAnsi="Avenir Next" w:cs="Avenir Next" w:eastAsia="Avenir Next"/>
+          <w:color w:val="1A1A1A"/>
           <w:sz w:val="18"/>
           <w:szCs w:val="18"/>
         </w:rPr>
-        <w:t xml:space="preserve">Step 1</w:t>
-      </w:r>
-      <w:r>
-        <w:rPr>
-          <w:rFonts w:ascii="Avenir Next" w:hAnsi="Avenir Next" w:cs="Avenir Next" w:eastAsia="Avenir Next"/>
-          <w:color w:val="1A1A1A"/>
-          <w:sz w:val="18"/>
-          <w:szCs w:val="18"/>
-        </w:rPr>
         <w:tab/>
       </w:r>
       <w:r>
         <w:rPr>
           <w:rFonts w:ascii="Avenir Next" w:hAnsi="Avenir Next" w:cs="Avenir Next" w:eastAsia="Avenir Next"/>
           <w:color w:val="1A1A1A"/>
-          <w:sz w:val="21"/>
+          <w:sz w:val="22"/>
           <w:szCs w:val="21"/>
         </w:rPr>
         <w:t xml:space="preserve">Replace </w:t>
@@ -995,7 +1004,7 @@
           <w:rFonts w:ascii="Avenir Next" w:hAnsi="Avenir Next" w:cs="Avenir Next" w:eastAsia="Avenir Next"/>
           <w:i/>
           <w:color w:val="1A1A1A"/>
-          <w:sz w:val="21"/>
+          <w:sz w:val="22"/>
           <w:szCs w:val="21"/>
         </w:rPr>
         <w:t xml:space="preserve">n</w:t>
@@ -1004,7 +1013,7 @@
         <w:rPr>
           <w:rFonts w:ascii="Avenir Next" w:hAnsi="Avenir Next" w:cs="Avenir Next" w:eastAsia="Avenir Next"/>
           <w:color w:val="1A1A1A"/>
-          <w:sz w:val="21"/>
+          <w:sz w:val="22"/>
           <w:szCs w:val="21"/>
         </w:rPr>
         <w:t xml:space="preserve"> with 8: </w:t>
@@ -1023,7 +1032,7 @@
         <w:rPr>
           <w:rFonts w:ascii="Avenir Next" w:hAnsi="Avenir Next" w:cs="Avenir Next" w:eastAsia="Avenir Next"/>
           <w:color w:val="1A1A1A"/>
-          <w:sz w:val="21"/>
+          <w:sz w:val="22"/>
           <w:szCs w:val="21"/>
         </w:rPr>
         <w:t xml:space="preserve"> − 3.</w:t>
@@ -1043,25 +1052,25 @@
           <w:rFonts w:ascii="Avenir Next" w:hAnsi="Avenir Next" w:cs="Avenir Next" w:eastAsia="Avenir Next"/>
           <w:b/>
           <w:color w:val="003A70"/>
+          <w:sz w:val="22"/>
+          <w:szCs w:val="18"/>
+        </w:rPr>
+        <w:t xml:space="preserve">Step 2</w:t>
+      </w:r>
+      <w:r>
+        <w:rPr>
+          <w:rFonts w:ascii="Avenir Next" w:hAnsi="Avenir Next" w:cs="Avenir Next" w:eastAsia="Avenir Next"/>
+          <w:color w:val="1A1A1A"/>
           <w:sz w:val="18"/>
           <w:szCs w:val="18"/>
         </w:rPr>
-        <w:t xml:space="preserve">Step 2</w:t>
-      </w:r>
-      <w:r>
-        <w:rPr>
-          <w:rFonts w:ascii="Avenir Next" w:hAnsi="Avenir Next" w:cs="Avenir Next" w:eastAsia="Avenir Next"/>
-          <w:color w:val="1A1A1A"/>
-          <w:sz w:val="18"/>
-          <w:szCs w:val="18"/>
-        </w:rPr>
         <w:tab/>
       </w:r>
       <w:r>
         <w:rPr>
           <w:rFonts w:ascii="Avenir Next" w:hAnsi="Avenir Next" w:cs="Avenir Next" w:eastAsia="Avenir Next"/>
           <w:color w:val="1A1A1A"/>
-          <w:sz w:val="21"/>
+          <w:sz w:val="22"/>
           <w:szCs w:val="21"/>
         </w:rPr>
         <w:t xml:space="preserve">Compute: 8 − 3 = </w:t>
@@ -1080,7 +1089,7 @@
         <w:rPr>
           <w:rFonts w:ascii="Avenir Next" w:hAnsi="Avenir Next" w:cs="Avenir Next" w:eastAsia="Avenir Next"/>
           <w:color w:val="1A1A1A"/>
-          <w:sz w:val="21"/>
+          <w:sz w:val="22"/>
           <w:szCs w:val="21"/>
         </w:rPr>
         <w:t xml:space="preserve">.</w:t>
@@ -1100,25 +1109,25 @@
           <w:rFonts w:ascii="Avenir Next" w:hAnsi="Avenir Next" w:cs="Avenir Next" w:eastAsia="Avenir Next"/>
           <w:b/>
           <w:color w:val="003A70"/>
+          <w:sz w:val="22"/>
+          <w:szCs w:val="18"/>
+        </w:rPr>
+        <w:t xml:space="preserve">Step 3</w:t>
+      </w:r>
+      <w:r>
+        <w:rPr>
+          <w:rFonts w:ascii="Avenir Next" w:hAnsi="Avenir Next" w:cs="Avenir Next" w:eastAsia="Avenir Next"/>
+          <w:color w:val="1A1A1A"/>
           <w:sz w:val="18"/>
           <w:szCs w:val="18"/>
         </w:rPr>
-        <w:t xml:space="preserve">Step 3</w:t>
-      </w:r>
-      <w:r>
-        <w:rPr>
-          <w:rFonts w:ascii="Avenir Next" w:hAnsi="Avenir Next" w:cs="Avenir Next" w:eastAsia="Avenir Next"/>
-          <w:color w:val="1A1A1A"/>
-          <w:sz w:val="18"/>
-          <w:szCs w:val="18"/>
-        </w:rPr>
         <w:tab/>
       </w:r>
       <w:r>
         <w:rPr>
           <w:rFonts w:ascii="Avenir Next" w:hAnsi="Avenir Next" w:cs="Avenir Next" w:eastAsia="Avenir Next"/>
           <w:color w:val="1A1A1A"/>
-          <w:sz w:val="21"/>
+          <w:sz w:val="22"/>
           <w:szCs w:val="21"/>
         </w:rPr>
         <w:t xml:space="preserve">Compare: </w:t>
@@ -1137,7 +1146,7 @@
         <w:rPr>
           <w:rFonts w:ascii="Avenir Next" w:hAnsi="Avenir Next" w:cs="Avenir Next" w:eastAsia="Avenir Next"/>
           <w:color w:val="1A1A1A"/>
-          <w:sz w:val="21"/>
+          <w:sz w:val="22"/>
           <w:szCs w:val="21"/>
         </w:rPr>
         <w:t xml:space="preserve"> and 6. Solution? </w:t>
@@ -1248,25 +1257,25 @@
           <w:rFonts w:ascii="Avenir Next" w:hAnsi="Avenir Next" w:cs="Avenir Next" w:eastAsia="Avenir Next"/>
           <w:b/>
           <w:color w:val="003A70"/>
+          <w:sz w:val="22"/>
+          <w:szCs w:val="18"/>
+        </w:rPr>
+        <w:t xml:space="preserve">Step 1</w:t>
+      </w:r>
+      <w:r>
+        <w:rPr>
+          <w:rFonts w:ascii="Avenir Next" w:hAnsi="Avenir Next" w:cs="Avenir Next" w:eastAsia="Avenir Next"/>
+          <w:color w:val="1A1A1A"/>
           <w:sz w:val="18"/>
           <w:szCs w:val="18"/>
         </w:rPr>
-        <w:t xml:space="preserve">Step 1</w:t>
-      </w:r>
-      <w:r>
-        <w:rPr>
-          <w:rFonts w:ascii="Avenir Next" w:hAnsi="Avenir Next" w:cs="Avenir Next" w:eastAsia="Avenir Next"/>
-          <w:color w:val="1A1A1A"/>
-          <w:sz w:val="18"/>
-          <w:szCs w:val="18"/>
-        </w:rPr>
         <w:tab/>
       </w:r>
       <w:r>
         <w:rPr>
           <w:rFonts w:ascii="Avenir Next" w:hAnsi="Avenir Next" w:cs="Avenir Next" w:eastAsia="Avenir Next"/>
           <w:color w:val="1A1A1A"/>
-          <w:sz w:val="21"/>
+          <w:sz w:val="22"/>
           <w:szCs w:val="21"/>
         </w:rPr>
         <w:t xml:space="preserve">Replace </w:t>
@@ -1276,7 +1285,7 @@
           <w:rFonts w:ascii="Avenir Next" w:hAnsi="Avenir Next" w:cs="Avenir Next" w:eastAsia="Avenir Next"/>
           <w:i/>
           <w:color w:val="1A1A1A"/>
-          <w:sz w:val="21"/>
+          <w:sz w:val="22"/>
           <w:szCs w:val="21"/>
         </w:rPr>
         <w:t xml:space="preserve">y</w:t>
@@ -1285,7 +1294,7 @@
         <w:rPr>
           <w:rFonts w:ascii="Avenir Next" w:hAnsi="Avenir Next" w:cs="Avenir Next" w:eastAsia="Avenir Next"/>
           <w:color w:val="1A1A1A"/>
-          <w:sz w:val="21"/>
+          <w:sz w:val="22"/>
           <w:szCs w:val="21"/>
         </w:rPr>
         <w:t xml:space="preserve"> with 30: </w:t>
@@ -1304,7 +1313,7 @@
         <w:rPr>
           <w:rFonts w:ascii="Avenir Next" w:hAnsi="Avenir Next" w:cs="Avenir Next" w:eastAsia="Avenir Next"/>
           <w:color w:val="1A1A1A"/>
-          <w:sz w:val="21"/>
+          <w:sz w:val="22"/>
           <w:szCs w:val="21"/>
         </w:rPr>
         <w:t xml:space="preserve"> ÷ 5.</w:t>
@@ -1324,25 +1333,25 @@
           <w:rFonts w:ascii="Avenir Next" w:hAnsi="Avenir Next" w:cs="Avenir Next" w:eastAsia="Avenir Next"/>
           <w:b/>
           <w:color w:val="003A70"/>
+          <w:sz w:val="22"/>
+          <w:szCs w:val="18"/>
+        </w:rPr>
+        <w:t xml:space="preserve">Step 2</w:t>
+      </w:r>
+      <w:r>
+        <w:rPr>
+          <w:rFonts w:ascii="Avenir Next" w:hAnsi="Avenir Next" w:cs="Avenir Next" w:eastAsia="Avenir Next"/>
+          <w:color w:val="1A1A1A"/>
           <w:sz w:val="18"/>
           <w:szCs w:val="18"/>
         </w:rPr>
-        <w:t xml:space="preserve">Step 2</w:t>
-      </w:r>
-      <w:r>
-        <w:rPr>
-          <w:rFonts w:ascii="Avenir Next" w:hAnsi="Avenir Next" w:cs="Avenir Next" w:eastAsia="Avenir Next"/>
-          <w:color w:val="1A1A1A"/>
-          <w:sz w:val="18"/>
-          <w:szCs w:val="18"/>
-        </w:rPr>
         <w:tab/>
       </w:r>
       <w:r>
         <w:rPr>
           <w:rFonts w:ascii="Avenir Next" w:hAnsi="Avenir Next" w:cs="Avenir Next" w:eastAsia="Avenir Next"/>
           <w:color w:val="1A1A1A"/>
-          <w:sz w:val="21"/>
+          <w:sz w:val="22"/>
           <w:szCs w:val="21"/>
         </w:rPr>
         <w:t xml:space="preserve">Compute: 30 ÷ 5 = </w:t>
@@ -1361,7 +1370,7 @@
         <w:rPr>
           <w:rFonts w:ascii="Avenir Next" w:hAnsi="Avenir Next" w:cs="Avenir Next" w:eastAsia="Avenir Next"/>
           <w:color w:val="1A1A1A"/>
-          <w:sz w:val="21"/>
+          <w:sz w:val="22"/>
           <w:szCs w:val="21"/>
         </w:rPr>
         <w:t xml:space="preserve">.</w:t>
@@ -1381,25 +1390,25 @@
           <w:rFonts w:ascii="Avenir Next" w:hAnsi="Avenir Next" w:cs="Avenir Next" w:eastAsia="Avenir Next"/>
           <w:b/>
           <w:color w:val="003A70"/>
+          <w:sz w:val="22"/>
+          <w:szCs w:val="18"/>
+        </w:rPr>
+        <w:t xml:space="preserve">Step 3</w:t>
+      </w:r>
+      <w:r>
+        <w:rPr>
+          <w:rFonts w:ascii="Avenir Next" w:hAnsi="Avenir Next" w:cs="Avenir Next" w:eastAsia="Avenir Next"/>
+          <w:color w:val="1A1A1A"/>
           <w:sz w:val="18"/>
           <w:szCs w:val="18"/>
         </w:rPr>
-        <w:t xml:space="preserve">Step 3</w:t>
-      </w:r>
-      <w:r>
-        <w:rPr>
-          <w:rFonts w:ascii="Avenir Next" w:hAnsi="Avenir Next" w:cs="Avenir Next" w:eastAsia="Avenir Next"/>
-          <w:color w:val="1A1A1A"/>
-          <w:sz w:val="18"/>
-          <w:szCs w:val="18"/>
-        </w:rPr>
         <w:tab/>
       </w:r>
       <w:r>
         <w:rPr>
           <w:rFonts w:ascii="Avenir Next" w:hAnsi="Avenir Next" w:cs="Avenir Next" w:eastAsia="Avenir Next"/>
           <w:color w:val="1A1A1A"/>
-          <w:sz w:val="21"/>
+          <w:sz w:val="22"/>
           <w:szCs w:val="21"/>
         </w:rPr>
         <w:t xml:space="preserve">Compare: </w:t>
@@ -1418,7 +1427,7 @@
         <w:rPr>
           <w:rFonts w:ascii="Avenir Next" w:hAnsi="Avenir Next" w:cs="Avenir Next" w:eastAsia="Avenir Next"/>
           <w:color w:val="1A1A1A"/>
-          <w:sz w:val="21"/>
+          <w:sz w:val="22"/>
           <w:szCs w:val="21"/>
         </w:rPr>
         <w:t xml:space="preserve"> and 6. Solution? </w:t>
@@ -1441,6 +1450,7 @@
     </w:p>
     <w:p>
       <w:pPr>
+        <w:pStyle w:val="Heading2"/>
         <w:keepNext/>
         <w:pBdr>
           <w:bottom w:val="single" w:sz="8" w:space="3" w:color="003A70"/>
@@ -1456,7 +1466,7 @@
           <w:b/>
           <w:color w:val="003A70"/>
           <w:spacing w:val="14"/>
-          <w:sz w:val="19"/>
+          <w:sz w:val="22"/>
           <w:szCs w:val="19"/>
         </w:rPr>
         <w:t xml:space="preserve">YOUR TURN</w:t>
@@ -1475,7 +1485,7 @@
           <w:rFonts w:ascii="Avenir Next" w:hAnsi="Avenir Next" w:cs="Avenir Next" w:eastAsia="Avenir Next"/>
           <w:i/>
           <w:color w:val="5A5F66"/>
-          <w:sz w:val="17"/>
+          <w:sz w:val="22"/>
           <w:szCs w:val="17"/>
         </w:rPr>
         <w:t xml:space="preserve">use the steps on your own</w:t>
@@ -1675,7 +1685,7 @@
                       <w:szCs w:val="22"/>
                       <w:u w:val="single"/>
                     </w:rPr>
-                    <w:t xml:space="preserve">      </w:t>
+                    <w:t xml:space="preserve">          </w:t>
                   </w:r>
                 </w:p>
               </w:tc>
@@ -1766,7 +1776,7 @@
                       <w:szCs w:val="22"/>
                       <w:u w:val="single"/>
                     </w:rPr>
-                    <w:t xml:space="preserve">      </w:t>
+                    <w:t xml:space="preserve">          </w:t>
                   </w:r>
                 </w:p>
               </w:tc>
@@ -1863,7 +1873,7 @@
                       <w:szCs w:val="22"/>
                       <w:u w:val="single"/>
                     </w:rPr>
-                    <w:t xml:space="preserve">      </w:t>
+                    <w:t xml:space="preserve">          </w:t>
                   </w:r>
                 </w:p>
               </w:tc>
@@ -1954,7 +1964,7 @@
                       <w:szCs w:val="22"/>
                       <w:u w:val="single"/>
                     </w:rPr>
-                    <w:t xml:space="preserve">      </w:t>
+                    <w:t xml:space="preserve">          </w:t>
                   </w:r>
                 </w:p>
               </w:tc>
@@ -2051,7 +2061,7 @@
                       <w:szCs w:val="22"/>
                       <w:u w:val="single"/>
                     </w:rPr>
-                    <w:t xml:space="preserve">      </w:t>
+                    <w:t xml:space="preserve">          </w:t>
                   </w:r>
                 </w:p>
               </w:tc>
@@ -2142,7 +2152,7 @@
                       <w:szCs w:val="22"/>
                       <w:u w:val="single"/>
                     </w:rPr>
-                    <w:t xml:space="preserve">      </w:t>
+                    <w:t xml:space="preserve">          </w:t>
                   </w:r>
                 </w:p>
               </w:tc>
@@ -2165,7 +2175,7 @@
       <w:pPr>
         <w:pageBreakBefore/>
         <w:keepNext/>
-        <w:spacing w:before="0" w:after="12" w:line="264" w:lineRule="auto"/>
+        <w:spacing w:before="0" w:after="10" w:line="240" w:lineRule="auto"/>
       </w:pPr>
       <w:r>
         <w:rPr>
@@ -2174,7 +2184,7 @@
           <w:caps/>
           <w:color w:val="003A70"/>
           <w:spacing w:val="12"/>
-          <w:sz w:val="19"/>
+          <w:sz w:val="22"/>
           <w:szCs w:val="19"/>
         </w:rPr>
         <w:t xml:space="preserve">Lesson 8-5  ·  Session 2  ·  Prerequisite Practice B  ·  Skill 2 of 2</w:t>
@@ -2182,8 +2192,9 @@
     </w:p>
     <w:p>
       <w:pPr>
+        <w:pStyle w:val="Heading1"/>
         <w:keepNext/>
-        <w:spacing w:before="0" w:after="10" w:line="240" w:lineRule="auto"/>
+        <w:spacing w:before="0" w:after="8" w:line="240" w:lineRule="auto"/>
       </w:pPr>
       <w:r>
         <w:rPr>
@@ -2201,13 +2212,13 @@
         <w:pBdr>
           <w:bottom w:val="single" w:sz="4" w:space="5" w:color="C9CDD2"/>
         </w:pBdr>
-        <w:spacing w:before="0" w:after="60" w:line="264" w:lineRule="auto"/>
+        <w:spacing w:before="0" w:after="51" w:line="240" w:lineRule="auto"/>
       </w:pPr>
       <w:r>
         <w:rPr>
           <w:rFonts w:ascii="Avenir Next" w:hAnsi="Avenir Next" w:cs="Avenir Next" w:eastAsia="Avenir Next"/>
           <w:color w:val="5A5F66"/>
-          <w:sz w:val="17"/>
+          <w:sz w:val="22"/>
           <w:szCs w:val="17"/>
         </w:rPr>
         <w:t xml:space="preserve">Builds on Lesson 8-5 Session 1 · 6.EE.B.8</w:t>
@@ -2250,7 +2261,8 @@
           </w:tcPr>
           <w:p>
             <w:pPr>
-              <w:spacing w:before="0" w:after="0" w:line="252" w:lineRule="auto"/>
+              <w:pStyle w:val="Heading2"/>
+              <w:spacing w:before="0" w:after="0" w:line="240" w:lineRule="auto"/>
             </w:pPr>
             <w:r>
               <w:rPr>
@@ -2273,13 +2285,13 @@
           </w:tcPr>
           <w:p>
             <w:pPr>
-              <w:spacing w:before="0" w:after="0" w:line="264" w:lineRule="auto"/>
+              <w:spacing w:before="0" w:after="0" w:line="240" w:lineRule="auto"/>
             </w:pPr>
             <w:r>
               <w:rPr>
                 <w:rFonts w:ascii="Avenir Next" w:hAnsi="Avenir Next" w:cs="Avenir Next" w:eastAsia="Avenir Next"/>
                 <w:color w:val="1A1A1A"/>
-                <w:sz w:val="20"/>
+                <w:sz w:val="22"/>
                 <w:szCs w:val="20"/>
               </w:rPr>
               <w:t xml:space="preserve">You will graph </w:t>
@@ -2289,7 +2301,7 @@
                 <w:rFonts w:ascii="Avenir Next" w:hAnsi="Avenir Next" w:cs="Avenir Next" w:eastAsia="Avenir Next"/>
                 <w:i/>
                 <w:color w:val="1A1A1A"/>
-                <w:sz w:val="20"/>
+                <w:sz w:val="22"/>
                 <w:szCs w:val="20"/>
               </w:rPr>
               <w:t xml:space="preserve">x</w:t>
@@ -2298,7 +2310,7 @@
               <w:rPr>
                 <w:rFonts w:ascii="Avenir Next" w:hAnsi="Avenir Next" w:cs="Avenir Next" w:eastAsia="Avenir Next"/>
                 <w:color w:val="1A1A1A"/>
-                <w:sz w:val="20"/>
+                <w:sz w:val="22"/>
                 <w:szCs w:val="20"/>
               </w:rPr>
               <w:t xml:space="preserve"> ≤ 5 after you test 5 and 6.</w:t>
@@ -2318,7 +2330,8 @@
           </w:tcPr>
           <w:p>
             <w:pPr>
-              <w:spacing w:before="0" w:after="0" w:line="252" w:lineRule="auto"/>
+              <w:pStyle w:val="Heading2"/>
+              <w:spacing w:before="0" w:after="0" w:line="240" w:lineRule="auto"/>
             </w:pPr>
             <w:r>
               <w:rPr>
@@ -2341,13 +2354,13 @@
           </w:tcPr>
           <w:p>
             <w:pPr>
-              <w:spacing w:before="0" w:after="0" w:line="264" w:lineRule="auto"/>
+              <w:spacing w:before="0" w:after="0" w:line="240" w:lineRule="auto"/>
             </w:pPr>
             <w:r>
               <w:rPr>
                 <w:rFonts w:ascii="Avenir Next" w:hAnsi="Avenir Next" w:cs="Avenir Next" w:eastAsia="Avenir Next"/>
                 <w:color w:val="1A1A1A"/>
-                <w:sz w:val="20"/>
+                <w:sz w:val="22"/>
                 <w:szCs w:val="20"/>
               </w:rPr>
               <w:t xml:space="preserve">Pick the dot and the arrow, like </w:t>
@@ -2357,7 +2370,7 @@
                 <w:rFonts w:ascii="Avenir Next" w:hAnsi="Avenir Next" w:cs="Avenir Next" w:eastAsia="Avenir Next"/>
                 <w:i/>
                 <w:color w:val="1A1A1A"/>
-                <w:sz w:val="20"/>
+                <w:sz w:val="22"/>
                 <w:szCs w:val="20"/>
               </w:rPr>
               <w:t xml:space="preserve">x</w:t>
@@ -2366,7 +2379,7 @@
               <w:rPr>
                 <w:rFonts w:ascii="Avenir Next" w:hAnsi="Avenir Next" w:cs="Avenir Next" w:eastAsia="Avenir Next"/>
                 <w:color w:val="1A1A1A"/>
-                <w:sz w:val="20"/>
+                <w:sz w:val="22"/>
                 <w:szCs w:val="20"/>
               </w:rPr>
               <w:t xml:space="preserve"> ≤ 5: closed dot, arrow left.  </w:t>
@@ -2376,7 +2389,7 @@
                 <w:rFonts w:ascii="Avenir Next" w:hAnsi="Avenir Next" w:cs="Avenir Next" w:eastAsia="Avenir Next"/>
                 <w:b/>
                 <w:color w:val="1A1A1A"/>
-                <w:sz w:val="20"/>
+                <w:sz w:val="22"/>
                 <w:szCs w:val="20"/>
               </w:rPr>
               <w:t xml:space="preserve">You will use it in Practice Form A, problems 2, 6, and 8.</w:t>
@@ -2387,6 +2400,7 @@
     </w:tbl>
     <w:p>
       <w:pPr>
+        <w:pStyle w:val="Heading2"/>
         <w:keepNext/>
         <w:pBdr>
           <w:bottom w:val="single" w:sz="8" w:space="3" w:color="003A70"/>
@@ -2394,7 +2408,7 @@
         <w:tabs>
           <w:tab w:val="right" w:pos="9504"/>
         </w:tabs>
-        <w:spacing w:before="50" w:after="36" w:line="240" w:lineRule="auto"/>
+        <w:spacing w:before="42" w:after="31" w:line="240" w:lineRule="auto"/>
       </w:pPr>
       <w:r>
         <w:rPr>
@@ -2402,7 +2416,7 @@
           <w:b/>
           <w:color w:val="003A70"/>
           <w:spacing w:val="14"/>
-          <w:sz w:val="19"/>
+          <w:sz w:val="22"/>
           <w:szCs w:val="19"/>
         </w:rPr>
         <w:t xml:space="preserve">STEPS TO FOLLOW</w:t>
@@ -2421,7 +2435,7 @@
           <w:rFonts w:ascii="Avenir Next" w:hAnsi="Avenir Next" w:cs="Avenir Next" w:eastAsia="Avenir Next"/>
           <w:i/>
           <w:color w:val="5A5F66"/>
-          <w:sz w:val="17"/>
+          <w:sz w:val="22"/>
           <w:szCs w:val="17"/>
         </w:rPr>
         <w:t xml:space="preserve">use these same steps on every problem</w:t>
@@ -2463,6 +2477,7 @@
           </w:tcPr>
           <w:p>
             <w:pPr>
+              <w:pStyle w:val="Heading1"/>
               <w:spacing w:before="0" w:after="0" w:line="240" w:lineRule="auto"/>
               <w:jc w:val="center"/>
             </w:pPr>
@@ -2485,13 +2500,13 @@
           </w:tcPr>
           <w:p>
             <w:pPr>
-              <w:spacing w:before="0" w:after="0" w:line="264" w:lineRule="auto"/>
+              <w:spacing w:before="0" w:after="0" w:line="240" w:lineRule="auto"/>
             </w:pPr>
             <w:r>
               <w:rPr>
                 <w:rFonts w:ascii="Avenir Next" w:hAnsi="Avenir Next" w:cs="Avenir Next" w:eastAsia="Avenir Next"/>
                 <w:color w:val="1A1A1A"/>
-                <w:sz w:val="21"/>
+                <w:sz w:val="22"/>
                 <w:szCs w:val="21"/>
               </w:rPr>
               <w:t xml:space="preserve">Put a </w:t>
@@ -2501,7 +2516,7 @@
                 <w:rFonts w:ascii="Avenir Next" w:hAnsi="Avenir Next" w:cs="Avenir Next" w:eastAsia="Avenir Next"/>
                 <w:b/>
                 <w:color w:val="1A1A1A"/>
-                <w:sz w:val="21"/>
+                <w:sz w:val="22"/>
                 <w:szCs w:val="21"/>
               </w:rPr>
               <w:t xml:space="preserve">dot</w:t>
@@ -2510,7 +2525,7 @@
               <w:rPr>
                 <w:rFonts w:ascii="Avenir Next" w:hAnsi="Avenir Next" w:cs="Avenir Next" w:eastAsia="Avenir Next"/>
                 <w:color w:val="1A1A1A"/>
-                <w:sz w:val="21"/>
+                <w:sz w:val="22"/>
                 <w:szCs w:val="21"/>
               </w:rPr>
               <w:t xml:space="preserve"> on the number in the inequality.</w:t>
@@ -2529,6 +2544,7 @@
           </w:tcPr>
           <w:p>
             <w:pPr>
+              <w:pStyle w:val="Heading1"/>
               <w:spacing w:before="0" w:after="0" w:line="240" w:lineRule="auto"/>
               <w:jc w:val="center"/>
             </w:pPr>
@@ -2551,14 +2567,14 @@
           </w:tcPr>
           <w:p>
             <w:pPr>
-              <w:spacing w:before="0" w:after="0" w:line="264" w:lineRule="auto"/>
+              <w:spacing w:before="0" w:after="0" w:line="240" w:lineRule="auto"/>
             </w:pPr>
             <w:r>
               <w:rPr>
                 <w:rFonts w:ascii="Avenir Next" w:hAnsi="Avenir Next" w:cs="Avenir Next" w:eastAsia="Avenir Next"/>
                 <w:b/>
                 <w:color w:val="1A1A1A"/>
-                <w:sz w:val="21"/>
+                <w:sz w:val="22"/>
                 <w:szCs w:val="21"/>
               </w:rPr>
               <w:t xml:space="preserve">Closed</w:t>
@@ -2567,7 +2583,7 @@
               <w:rPr>
                 <w:rFonts w:ascii="Avenir Next" w:hAnsi="Avenir Next" w:cs="Avenir Next" w:eastAsia="Avenir Next"/>
                 <w:color w:val="1A1A1A"/>
-                <w:sz w:val="21"/>
+                <w:sz w:val="22"/>
                 <w:szCs w:val="21"/>
               </w:rPr>
               <w:t xml:space="preserve"> dot for ≤ or ≥. Open dot for &lt; or &gt;.</w:t>
@@ -2586,6 +2602,7 @@
           </w:tcPr>
           <w:p>
             <w:pPr>
+              <w:pStyle w:val="Heading1"/>
               <w:spacing w:before="0" w:after="0" w:line="240" w:lineRule="auto"/>
               <w:jc w:val="center"/>
             </w:pPr>
@@ -2608,13 +2625,13 @@
           </w:tcPr>
           <w:p>
             <w:pPr>
-              <w:spacing w:before="0" w:after="0" w:line="264" w:lineRule="auto"/>
+              <w:spacing w:before="0" w:after="0" w:line="240" w:lineRule="auto"/>
             </w:pPr>
             <w:r>
               <w:rPr>
                 <w:rFonts w:ascii="Avenir Next" w:hAnsi="Avenir Next" w:cs="Avenir Next" w:eastAsia="Avenir Next"/>
                 <w:color w:val="1A1A1A"/>
-                <w:sz w:val="21"/>
+                <w:sz w:val="22"/>
                 <w:szCs w:val="21"/>
               </w:rPr>
               <w:t xml:space="preserve">Arrow </w:t>
@@ -2624,7 +2641,7 @@
                 <w:rFonts w:ascii="Avenir Next" w:hAnsi="Avenir Next" w:cs="Avenir Next" w:eastAsia="Avenir Next"/>
                 <w:b/>
                 <w:color w:val="1A1A1A"/>
-                <w:sz w:val="21"/>
+                <w:sz w:val="22"/>
                 <w:szCs w:val="21"/>
               </w:rPr>
               <w:t xml:space="preserve">right</w:t>
@@ -2633,7 +2650,7 @@
               <w:rPr>
                 <w:rFonts w:ascii="Avenir Next" w:hAnsi="Avenir Next" w:cs="Avenir Next" w:eastAsia="Avenir Next"/>
                 <w:color w:val="1A1A1A"/>
-                <w:sz w:val="21"/>
+                <w:sz w:val="22"/>
                 <w:szCs w:val="21"/>
               </w:rPr>
               <w:t xml:space="preserve"> for &gt; or ≥. Arrow left for &lt; or ≤.</w:t>
@@ -2644,6 +2661,7 @@
     </w:tbl>
     <w:p>
       <w:pPr>
+        <w:pStyle w:val="Heading2"/>
         <w:keepNext/>
         <w:pBdr>
           <w:bottom w:val="single" w:sz="8" w:space="3" w:color="003A70"/>
@@ -2651,7 +2669,7 @@
         <w:tabs>
           <w:tab w:val="right" w:pos="9504"/>
         </w:tabs>
-        <w:spacing w:before="50" w:after="36" w:line="240" w:lineRule="auto"/>
+        <w:spacing w:before="42" w:after="31" w:line="240" w:lineRule="auto"/>
       </w:pPr>
       <w:r>
         <w:rPr>
@@ -2659,7 +2677,7 @@
           <w:b/>
           <w:color w:val="003A70"/>
           <w:spacing w:val="14"/>
-          <w:sz w:val="19"/>
+          <w:sz w:val="22"/>
           <w:szCs w:val="19"/>
         </w:rPr>
         <w:t xml:space="preserve">WATCH ME</w:t>
@@ -2678,7 +2696,7 @@
           <w:rFonts w:ascii="Avenir Next" w:hAnsi="Avenir Next" w:cs="Avenir Next" w:eastAsia="Avenir Next"/>
           <w:i/>
           <w:color w:val="5A5F66"/>
-          <w:sz w:val="17"/>
+          <w:sz w:val="22"/>
           <w:szCs w:val="17"/>
         </w:rPr>
         <w:t xml:space="preserve">the steps in action</w:t>
@@ -2720,14 +2738,14 @@
           </w:tcPr>
           <w:p>
             <w:pPr>
-              <w:spacing w:before="0" w:after="40" w:line="264" w:lineRule="auto"/>
+              <w:spacing w:before="0" w:after="34" w:line="240" w:lineRule="auto"/>
             </w:pPr>
             <w:r>
               <w:rPr>
                 <w:rFonts w:ascii="Avenir Next" w:hAnsi="Avenir Next" w:cs="Avenir Next" w:eastAsia="Avenir Next"/>
                 <w:b/>
                 <w:color w:val="1A1A1A"/>
-                <w:sz w:val="21"/>
+                <w:sz w:val="22"/>
                 <w:szCs w:val="21"/>
               </w:rPr>
               <w:t xml:space="preserve">Graph </w:t>
@@ -2738,7 +2756,7 @@
                 <w:b/>
                 <w:i/>
                 <w:color w:val="1A1A1A"/>
-                <w:sz w:val="21"/>
+                <w:sz w:val="22"/>
                 <w:szCs w:val="21"/>
               </w:rPr>
               <w:t xml:space="preserve">n</w:t>
@@ -2748,7 +2766,7 @@
                 <w:rFonts w:ascii="Avenir Next" w:hAnsi="Avenir Next" w:cs="Avenir Next" w:eastAsia="Avenir Next"/>
                 <w:b/>
                 <w:color w:val="1A1A1A"/>
-                <w:sz w:val="21"/>
+                <w:sz w:val="22"/>
                 <w:szCs w:val="21"/>
               </w:rPr>
               <w:t xml:space="preserve"> &gt; 45.</w:t>
@@ -2759,7 +2777,7 @@
               <w:tabs>
                 <w:tab w:val="left" w:pos="950"/>
               </w:tabs>
-              <w:spacing w:before="0" w:after="24" w:line="256" w:lineRule="auto"/>
+              <w:spacing w:before="0" w:after="20" w:line="240" w:lineRule="auto"/>
               <w:ind w:left="950" w:hanging="950"/>
             </w:pPr>
             <w:r>
@@ -2767,25 +2785,25 @@
                 <w:rFonts w:ascii="Avenir Next" w:hAnsi="Avenir Next" w:cs="Avenir Next" w:eastAsia="Avenir Next"/>
                 <w:b/>
                 <w:color w:val="003A70"/>
+                <w:sz w:val="22"/>
+                <w:szCs w:val="19"/>
+              </w:rPr>
+              <w:t xml:space="preserve">Step 1</w:t>
+            </w:r>
+            <w:r>
+              <w:rPr>
+                <w:rFonts w:ascii="Avenir Next" w:hAnsi="Avenir Next" w:cs="Avenir Next" w:eastAsia="Avenir Next"/>
+                <w:color w:val="1A1A1A"/>
                 <w:sz w:val="19"/>
                 <w:szCs w:val="19"/>
               </w:rPr>
-              <w:t xml:space="preserve">Step 1</w:t>
-            </w:r>
-            <w:r>
-              <w:rPr>
-                <w:rFonts w:ascii="Avenir Next" w:hAnsi="Avenir Next" w:cs="Avenir Next" w:eastAsia="Avenir Next"/>
-                <w:color w:val="1A1A1A"/>
-                <w:sz w:val="19"/>
-                <w:szCs w:val="19"/>
-              </w:rPr>
               <w:tab/>
             </w:r>
             <w:r>
               <w:rPr>
                 <w:rFonts w:ascii="Avenir Next" w:hAnsi="Avenir Next" w:cs="Avenir Next" w:eastAsia="Avenir Next"/>
                 <w:color w:val="1A1A1A"/>
-                <w:sz w:val="21"/>
+                <w:sz w:val="22"/>
                 <w:szCs w:val="21"/>
               </w:rPr>
               <w:t xml:space="preserve">Put a dot on 45.</w:t>
@@ -2796,7 +2814,7 @@
               <w:tabs>
                 <w:tab w:val="left" w:pos="950"/>
               </w:tabs>
-              <w:spacing w:before="0" w:after="24" w:line="256" w:lineRule="auto"/>
+              <w:spacing w:before="0" w:after="20" w:line="240" w:lineRule="auto"/>
               <w:ind w:left="950" w:hanging="950"/>
             </w:pPr>
             <w:r>
@@ -2804,25 +2822,25 @@
                 <w:rFonts w:ascii="Avenir Next" w:hAnsi="Avenir Next" w:cs="Avenir Next" w:eastAsia="Avenir Next"/>
                 <w:b/>
                 <w:color w:val="003A70"/>
+                <w:sz w:val="22"/>
+                <w:szCs w:val="19"/>
+              </w:rPr>
+              <w:t xml:space="preserve">Step 2</w:t>
+            </w:r>
+            <w:r>
+              <w:rPr>
+                <w:rFonts w:ascii="Avenir Next" w:hAnsi="Avenir Next" w:cs="Avenir Next" w:eastAsia="Avenir Next"/>
+                <w:color w:val="1A1A1A"/>
                 <w:sz w:val="19"/>
                 <w:szCs w:val="19"/>
               </w:rPr>
-              <w:t xml:space="preserve">Step 2</w:t>
-            </w:r>
-            <w:r>
-              <w:rPr>
-                <w:rFonts w:ascii="Avenir Next" w:hAnsi="Avenir Next" w:cs="Avenir Next" w:eastAsia="Avenir Next"/>
-                <w:color w:val="1A1A1A"/>
-                <w:sz w:val="19"/>
-                <w:szCs w:val="19"/>
-              </w:rPr>
               <w:tab/>
             </w:r>
             <w:r>
               <w:rPr>
                 <w:rFonts w:ascii="Avenir Next" w:hAnsi="Avenir Next" w:cs="Avenir Next" w:eastAsia="Avenir Next"/>
                 <w:color w:val="1A1A1A"/>
-                <w:sz w:val="21"/>
+                <w:sz w:val="22"/>
                 <w:szCs w:val="21"/>
               </w:rPr>
               <w:t xml:space="preserve">&gt; has no equal part, so the dot is open.</w:t>
@@ -2833,7 +2851,7 @@
               <w:tabs>
                 <w:tab w:val="left" w:pos="950"/>
               </w:tabs>
-              <w:spacing w:before="0" w:after="24" w:line="256" w:lineRule="auto"/>
+              <w:spacing w:before="0" w:after="20" w:line="240" w:lineRule="auto"/>
               <w:ind w:left="950" w:hanging="950"/>
             </w:pPr>
             <w:r>
@@ -2841,25 +2859,25 @@
                 <w:rFonts w:ascii="Avenir Next" w:hAnsi="Avenir Next" w:cs="Avenir Next" w:eastAsia="Avenir Next"/>
                 <w:b/>
                 <w:color w:val="003A70"/>
+                <w:sz w:val="22"/>
+                <w:szCs w:val="19"/>
+              </w:rPr>
+              <w:t xml:space="preserve">Step 3</w:t>
+            </w:r>
+            <w:r>
+              <w:rPr>
+                <w:rFonts w:ascii="Avenir Next" w:hAnsi="Avenir Next" w:cs="Avenir Next" w:eastAsia="Avenir Next"/>
+                <w:color w:val="1A1A1A"/>
                 <w:sz w:val="19"/>
                 <w:szCs w:val="19"/>
               </w:rPr>
-              <w:t xml:space="preserve">Step 3</w:t>
-            </w:r>
-            <w:r>
-              <w:rPr>
-                <w:rFonts w:ascii="Avenir Next" w:hAnsi="Avenir Next" w:cs="Avenir Next" w:eastAsia="Avenir Next"/>
-                <w:color w:val="1A1A1A"/>
-                <w:sz w:val="19"/>
-                <w:szCs w:val="19"/>
-              </w:rPr>
               <w:tab/>
             </w:r>
             <w:r>
               <w:rPr>
                 <w:rFonts w:ascii="Avenir Next" w:hAnsi="Avenir Next" w:cs="Avenir Next" w:eastAsia="Avenir Next"/>
                 <w:color w:val="1A1A1A"/>
-                <w:sz w:val="21"/>
+                <w:sz w:val="22"/>
                 <w:szCs w:val="21"/>
               </w:rPr>
               <w:t xml:space="preserve">&gt; means greater, so the arrow goes right.</w:t>
@@ -2870,7 +2888,7 @@
               <w:tabs>
                 <w:tab w:val="left" w:pos="950"/>
               </w:tabs>
-              <w:spacing w:before="20" w:after="0" w:line="256" w:lineRule="auto"/>
+              <w:spacing w:before="17" w:after="0" w:line="240" w:lineRule="auto"/>
               <w:ind w:left="950" w:hanging="950"/>
             </w:pPr>
             <w:r>
@@ -2878,18 +2896,18 @@
                 <w:rFonts w:ascii="Avenir Next" w:hAnsi="Avenir Next" w:cs="Avenir Next" w:eastAsia="Avenir Next"/>
                 <w:b/>
                 <w:color w:val="1A1A1A"/>
+                <w:sz w:val="22"/>
+                <w:szCs w:val="21"/>
+              </w:rPr>
+              <w:t xml:space="preserve">Answer</w:t>
+            </w:r>
+            <w:r>
+              <w:rPr>
+                <w:rFonts w:ascii="Avenir Next" w:hAnsi="Avenir Next" w:cs="Avenir Next" w:eastAsia="Avenir Next"/>
+                <w:color w:val="1A1A1A"/>
                 <w:sz w:val="21"/>
                 <w:szCs w:val="21"/>
               </w:rPr>
-              <w:t xml:space="preserve">Answer</w:t>
-            </w:r>
-            <w:r>
-              <w:rPr>
-                <w:rFonts w:ascii="Avenir Next" w:hAnsi="Avenir Next" w:cs="Avenir Next" w:eastAsia="Avenir Next"/>
-                <w:color w:val="1A1A1A"/>
-                <w:sz w:val="21"/>
-                <w:szCs w:val="21"/>
-              </w:rPr>
               <w:tab/>
             </w:r>
             <w:r>
@@ -2897,7 +2915,7 @@
                 <w:rFonts w:ascii="Avenir Next" w:hAnsi="Avenir Next" w:cs="Avenir Next" w:eastAsia="Avenir Next"/>
                 <w:b/>
                 <w:color w:val="1A1A1A"/>
-                <w:sz w:val="21"/>
+                <w:sz w:val="22"/>
                 <w:szCs w:val="21"/>
               </w:rPr>
               <w:t xml:space="preserve">Open dot at 45, arrow right.</w:t>
@@ -2911,14 +2929,14 @@
           </w:tcPr>
           <w:p>
             <w:pPr>
-              <w:spacing w:before="0" w:after="0" w:line="264" w:lineRule="auto"/>
+              <w:spacing w:before="0" w:after="0" w:line="240" w:lineRule="auto"/>
               <w:jc w:val="right"/>
             </w:pPr>
             <w:r>
               <w:drawing>
                 <wp:inline distT="0" distB="0" distL="0" distR="0">
                   <wp:extent cx="2743200" cy="566928"/>
-                  <wp:docPr id="1" name="Figure 1"/>
+                  <wp:docPr id="1" name="Figure 1" descr="Number line from 40 to 50, ticks every 1. Ray: from: 45; dir: right; open: True."/>
                   <a:graphic xmlns:a="http://schemas.openxmlformats.org/drawingml/2006/main">
                     <a:graphicData uri="http://schemas.openxmlformats.org/drawingml/2006/picture">
                       <pic:pic xmlns:pic="http://schemas.openxmlformats.org/drawingml/2006/picture">
@@ -2958,6 +2976,7 @@
     </w:p>
     <w:p>
       <w:pPr>
+        <w:pStyle w:val="Heading2"/>
         <w:keepNext/>
         <w:pBdr>
           <w:bottom w:val="single" w:sz="8" w:space="3" w:color="003A70"/>
@@ -2965,7 +2984,7 @@
         <w:tabs>
           <w:tab w:val="right" w:pos="9504"/>
         </w:tabs>
-        <w:spacing w:before="50" w:after="36" w:line="240" w:lineRule="auto"/>
+        <w:spacing w:before="42" w:after="31" w:line="240" w:lineRule="auto"/>
       </w:pPr>
       <w:r>
         <w:rPr>
@@ -2973,7 +2992,7 @@
           <w:b/>
           <w:color w:val="003A70"/>
           <w:spacing w:val="14"/>
-          <w:sz w:val="19"/>
+          <w:sz w:val="22"/>
           <w:szCs w:val="19"/>
         </w:rPr>
         <w:t xml:space="preserve">TRY IT WITH HELP</w:t>
@@ -2992,240 +3011,679 @@
           <w:rFonts w:ascii="Avenir Next" w:hAnsi="Avenir Next" w:cs="Avenir Next" w:eastAsia="Avenir Next"/>
           <w:i/>
           <w:color w:val="5A5F66"/>
-          <w:sz w:val="17"/>
+          <w:sz w:val="22"/>
           <w:szCs w:val="17"/>
         </w:rPr>
         <w:t xml:space="preserve">fill in each step</w:t>
       </w:r>
     </w:p>
+    <w:tbl>
+      <w:tblPr>
+        <w:tblW w:w="9504" w:type="dxa"/>
+        <w:jc w:val="left"/>
+        <w:tblBorders>
+          <w:top w:val="nil"/>
+          <w:left w:val="nil"/>
+          <w:bottom w:val="nil"/>
+          <w:right w:val="nil"/>
+          <w:insideH w:val="nil"/>
+          <w:insideV w:val="nil"/>
+        </w:tblBorders>
+        <w:tblLayout w:type="fixed"/>
+        <w:tblCellMar>
+          <w:top w:w="0" w:type="dxa"/>
+          <w:left w:w="0" w:type="dxa"/>
+          <w:bottom w:w="0" w:type="dxa"/>
+          <w:right w:w="0" w:type="dxa"/>
+        </w:tblCellMar>
+        <w:tblLook w:val="0000" w:firstRow="0" w:lastRow="0" w:firstColumn="0" w:lastColumn="0" w:noHBand="1" w:noVBand="1"/>
+      </w:tblPr>
+      <w:tblGrid>
+        <w:gridCol w:w="5820"/>
+        <w:gridCol w:w="3684"/>
+      </w:tblGrid>
+      <w:tr>
+        <w:trPr>
+          <w:cantSplit/>
+        </w:trPr>
+        <w:tc>
+          <w:tcPr>
+            <w:tcW w:w="5820" w:type="dxa"/>
+            <w:vAlign w:val="top"/>
+          </w:tcPr>
+          <w:p>
+            <w:pPr>
+              <w:keepNext/>
+              <w:tabs>
+                <w:tab w:val="left" w:pos="432"/>
+              </w:tabs>
+              <w:spacing w:before="76" w:after="34" w:line="240" w:lineRule="auto"/>
+              <w:ind w:left="432" w:hanging="432"/>
+            </w:pPr>
+            <w:r>
+              <w:rPr>
+                <w:rFonts w:ascii="Avenir Next" w:hAnsi="Avenir Next" w:cs="Avenir Next" w:eastAsia="Avenir Next"/>
+                <w:b/>
+                <w:color w:val="1A1A1A"/>
+                <w:sz w:val="22"/>
+                <w:szCs w:val="22"/>
+              </w:rPr>
+              <w:t xml:space="preserve">4.</w:t>
+            </w:r>
+            <w:r>
+              <w:rPr>
+                <w:rFonts w:ascii="Avenir Next" w:hAnsi="Avenir Next" w:cs="Avenir Next" w:eastAsia="Avenir Next"/>
+                <w:color w:val="1A1A1A"/>
+                <w:sz w:val="22"/>
+                <w:szCs w:val="22"/>
+              </w:rPr>
+              <w:tab/>
+            </w:r>
+            <w:r>
+              <w:rPr>
+                <w:rFonts w:ascii="Avenir Next" w:hAnsi="Avenir Next" w:cs="Avenir Next" w:eastAsia="Avenir Next"/>
+                <w:color w:val="1A1A1A"/>
+                <w:sz w:val="22"/>
+                <w:szCs w:val="22"/>
+              </w:rPr>
+              <w:t xml:space="preserve">Graph </w:t>
+            </w:r>
+            <w:r>
+              <w:rPr>
+                <w:rFonts w:ascii="Avenir Next" w:hAnsi="Avenir Next" w:cs="Avenir Next" w:eastAsia="Avenir Next"/>
+                <w:i/>
+                <w:color w:val="1A1A1A"/>
+                <w:sz w:val="22"/>
+                <w:szCs w:val="22"/>
+              </w:rPr>
+              <w:t xml:space="preserve">x</w:t>
+            </w:r>
+            <w:r>
+              <w:rPr>
+                <w:rFonts w:ascii="Avenir Next" w:hAnsi="Avenir Next" w:cs="Avenir Next" w:eastAsia="Avenir Next"/>
+                <w:color w:val="1A1A1A"/>
+                <w:sz w:val="22"/>
+                <w:szCs w:val="22"/>
+              </w:rPr>
+              <w:t xml:space="preserve"> ≤ 5.</w:t>
+            </w:r>
+          </w:p>
+          <w:p>
+            <w:pPr>
+              <w:keepNext/>
+              <w:tabs>
+                <w:tab w:val="left" w:pos="1300"/>
+              </w:tabs>
+              <w:spacing w:before="0" w:after="20" w:line="240" w:lineRule="auto"/>
+              <w:ind w:left="1300" w:hanging="868"/>
+            </w:pPr>
+            <w:r>
+              <w:rPr>
+                <w:rFonts w:ascii="Avenir Next" w:hAnsi="Avenir Next" w:cs="Avenir Next" w:eastAsia="Avenir Next"/>
+                <w:b/>
+                <w:color w:val="003A70"/>
+                <w:sz w:val="22"/>
+                <w:szCs w:val="18"/>
+              </w:rPr>
+              <w:t xml:space="preserve">Step 1</w:t>
+            </w:r>
+            <w:r>
+              <w:rPr>
+                <w:rFonts w:ascii="Avenir Next" w:hAnsi="Avenir Next" w:cs="Avenir Next" w:eastAsia="Avenir Next"/>
+                <w:color w:val="1A1A1A"/>
+                <w:sz w:val="18"/>
+                <w:szCs w:val="18"/>
+              </w:rPr>
+              <w:tab/>
+            </w:r>
+            <w:r>
+              <w:rPr>
+                <w:rFonts w:ascii="Avenir Next" w:hAnsi="Avenir Next" w:cs="Avenir Next" w:eastAsia="Avenir Next"/>
+                <w:color w:val="1A1A1A"/>
+                <w:sz w:val="22"/>
+                <w:szCs w:val="21"/>
+              </w:rPr>
+              <w:t xml:space="preserve">Put a dot on </w:t>
+            </w:r>
+            <w:r>
+              <w:rPr>
+                <w:rFonts w:ascii="Avenir Next" w:hAnsi="Avenir Next" w:cs="Avenir Next" w:eastAsia="Avenir Next"/>
+                <w:color w:val="1A1A1A"/>
+                <w:sz w:val="21"/>
+                <w:szCs w:val="21"/>
+                <w:u w:val="single"/>
+              </w:rPr>
+              <w:t xml:space="preserve">                </w:t>
+            </w:r>
+            <w:r>
+              <w:rPr>
+                <w:rFonts w:ascii="Avenir Next" w:hAnsi="Avenir Next" w:cs="Avenir Next" w:eastAsia="Avenir Next"/>
+                <w:color w:val="1A1A1A"/>
+                <w:sz w:val="22"/>
+                <w:szCs w:val="21"/>
+              </w:rPr>
+              <w:t xml:space="preserve">.</w:t>
+            </w:r>
+          </w:p>
+          <w:p>
+            <w:pPr>
+              <w:keepNext/>
+              <w:tabs>
+                <w:tab w:val="left" w:pos="1300"/>
+              </w:tabs>
+              <w:spacing w:before="0" w:after="20" w:line="240" w:lineRule="auto"/>
+              <w:ind w:left="1300" w:hanging="868"/>
+            </w:pPr>
+            <w:r>
+              <w:rPr>
+                <w:rFonts w:ascii="Avenir Next" w:hAnsi="Avenir Next" w:cs="Avenir Next" w:eastAsia="Avenir Next"/>
+                <w:b/>
+                <w:color w:val="003A70"/>
+                <w:sz w:val="22"/>
+                <w:szCs w:val="18"/>
+              </w:rPr>
+              <w:t xml:space="preserve">Step 2</w:t>
+            </w:r>
+            <w:r>
+              <w:rPr>
+                <w:rFonts w:ascii="Avenir Next" w:hAnsi="Avenir Next" w:cs="Avenir Next" w:eastAsia="Avenir Next"/>
+                <w:color w:val="1A1A1A"/>
+                <w:sz w:val="18"/>
+                <w:szCs w:val="18"/>
+              </w:rPr>
+              <w:tab/>
+            </w:r>
+            <w:r>
+              <w:rPr>
+                <w:rFonts w:ascii="Avenir Next" w:hAnsi="Avenir Next" w:cs="Avenir Next" w:eastAsia="Avenir Next"/>
+                <w:color w:val="1A1A1A"/>
+                <w:sz w:val="22"/>
+                <w:szCs w:val="21"/>
+              </w:rPr>
+              <w:t xml:space="preserve">≤ includes equal, so the dot is </w:t>
+            </w:r>
+            <w:r>
+              <w:rPr>
+                <w:rFonts w:ascii="Avenir Next" w:hAnsi="Avenir Next" w:cs="Avenir Next" w:eastAsia="Avenir Next"/>
+                <w:color w:val="1A1A1A"/>
+                <w:sz w:val="21"/>
+                <w:szCs w:val="21"/>
+                <w:u w:val="single"/>
+              </w:rPr>
+              <w:t xml:space="preserve">                </w:t>
+            </w:r>
+            <w:r>
+              <w:rPr>
+                <w:rFonts w:ascii="Avenir Next" w:hAnsi="Avenir Next" w:cs="Avenir Next" w:eastAsia="Avenir Next"/>
+                <w:color w:val="1A1A1A"/>
+                <w:sz w:val="22"/>
+                <w:szCs w:val="21"/>
+              </w:rPr>
+              <w:t xml:space="preserve">.</w:t>
+            </w:r>
+          </w:p>
+          <w:p>
+            <w:pPr>
+              <w:keepNext/>
+              <w:tabs>
+                <w:tab w:val="left" w:pos="1300"/>
+              </w:tabs>
+              <w:spacing w:before="0" w:after="20" w:line="240" w:lineRule="auto"/>
+              <w:ind w:left="1300" w:hanging="868"/>
+            </w:pPr>
+            <w:r>
+              <w:rPr>
+                <w:rFonts w:ascii="Avenir Next" w:hAnsi="Avenir Next" w:cs="Avenir Next" w:eastAsia="Avenir Next"/>
+                <w:b/>
+                <w:color w:val="003A70"/>
+                <w:sz w:val="22"/>
+                <w:szCs w:val="18"/>
+              </w:rPr>
+              <w:t xml:space="preserve">Step 3</w:t>
+            </w:r>
+            <w:r>
+              <w:rPr>
+                <w:rFonts w:ascii="Avenir Next" w:hAnsi="Avenir Next" w:cs="Avenir Next" w:eastAsia="Avenir Next"/>
+                <w:color w:val="1A1A1A"/>
+                <w:sz w:val="18"/>
+                <w:szCs w:val="18"/>
+              </w:rPr>
+              <w:tab/>
+            </w:r>
+            <w:r>
+              <w:rPr>
+                <w:rFonts w:ascii="Avenir Next" w:hAnsi="Avenir Next" w:cs="Avenir Next" w:eastAsia="Avenir Next"/>
+                <w:color w:val="1A1A1A"/>
+                <w:sz w:val="22"/>
+                <w:szCs w:val="21"/>
+              </w:rPr>
+              <w:t xml:space="preserve">≤ means less, so the arrow goes </w:t>
+            </w:r>
+            <w:r>
+              <w:rPr>
+                <w:rFonts w:ascii="Avenir Next" w:hAnsi="Avenir Next" w:cs="Avenir Next" w:eastAsia="Avenir Next"/>
+                <w:color w:val="1A1A1A"/>
+                <w:sz w:val="21"/>
+                <w:szCs w:val="21"/>
+                <w:u w:val="single"/>
+              </w:rPr>
+              <w:t xml:space="preserve">                </w:t>
+            </w:r>
+            <w:r>
+              <w:rPr>
+                <w:rFonts w:ascii="Avenir Next" w:hAnsi="Avenir Next" w:cs="Avenir Next" w:eastAsia="Avenir Next"/>
+                <w:color w:val="1A1A1A"/>
+                <w:sz w:val="22"/>
+                <w:szCs w:val="21"/>
+              </w:rPr>
+              <w:t xml:space="preserve">.</w:t>
+            </w:r>
+          </w:p>
+          <w:p>
+            <w:pPr>
+              <w:spacing w:before="0" w:after="0" w:line="20" w:lineRule="exact"/>
+            </w:pPr>
+          </w:p>
+        </w:tc>
+        <w:tc>
+          <w:tcPr>
+            <w:tcW w:w="3684" w:type="dxa"/>
+            <w:vAlign w:val="top"/>
+          </w:tcPr>
+          <w:p>
+            <w:pPr>
+              <w:spacing w:before="34" w:after="0" w:line="240" w:lineRule="auto"/>
+              <w:jc w:val="center"/>
+            </w:pPr>
+            <w:r>
+              <w:drawing>
+                <wp:inline distT="0" distB="0" distL="0" distR="0">
+                  <wp:extent cx="2148840" cy="566928"/>
+                  <wp:docPr id="202" name="Workspace 202" descr="Blank number line from 0 to 10."/>
+                  <a:graphic xmlns:a="http://schemas.openxmlformats.org/drawingml/2006/main">
+                    <a:graphicData uri="http://schemas.openxmlformats.org/drawingml/2006/picture">
+                      <pic:pic xmlns:pic="http://schemas.openxmlformats.org/drawingml/2006/picture">
+                        <pic:nvPicPr>
+                          <pic:cNvPr id="202" name="nl_0_10_s.png"/>
+                          <pic:cNvPicPr/>
+                        </pic:nvPicPr>
+                        <pic:blipFill>
+                          <a:blip r:embed="rIdWs202"/>
+                          <a:stretch>
+                            <a:fillRect/>
+                          </a:stretch>
+                        </pic:blipFill>
+                        <pic:spPr>
+                          <a:xfrm>
+                            <a:off x="0" y="0"/>
+                            <a:ext cx="2148840" cy="566928"/>
+                          </a:xfrm>
+                          <a:prstGeom prst="rect">
+                            <a:avLst/>
+                          </a:prstGeom>
+                        </pic:spPr>
+                      </pic:pic>
+                    </a:graphicData>
+                  </a:graphic>
+                </wp:inline>
+              </w:drawing>
+            </w:r>
+          </w:p>
+          <w:p>
+            <w:pPr>
+              <w:spacing w:before="0" w:after="0" w:line="240" w:lineRule="auto"/>
+              <w:jc w:val="center"/>
+            </w:pPr>
+            <w:r>
+              <w:rPr>
+                <w:rFonts w:ascii="Avenir Next" w:hAnsi="Avenir Next" w:cs="Avenir Next" w:eastAsia="Avenir Next"/>
+                <w:i/>
+                <w:color w:val="5A5F66"/>
+                <w:sz w:val="17"/>
+                <w:szCs w:val="17"/>
+              </w:rPr>
+              <w:t xml:space="preserve">Problem 4</w:t>
+            </w:r>
+          </w:p>
+        </w:tc>
+      </w:tr>
+    </w:tbl>
     <w:p>
       <w:pPr>
-        <w:keepNext/>
-        <w:tabs>
-          <w:tab w:val="left" w:pos="432"/>
-        </w:tabs>
-        <w:spacing w:before="90" w:after="40" w:line="268" w:lineRule="auto"/>
-        <w:ind w:left="432" w:hanging="432"/>
+        <w:spacing w:before="0" w:after="0" w:line="20" w:lineRule="exact"/>
       </w:pPr>
-      <w:r>
-        <w:rPr>
-          <w:rFonts w:ascii="Avenir Next" w:hAnsi="Avenir Next" w:cs="Avenir Next" w:eastAsia="Avenir Next"/>
-          <w:b/>
-          <w:color w:val="1A1A1A"/>
-          <w:sz w:val="22"/>
-          <w:szCs w:val="22"/>
-        </w:rPr>
-        <w:t xml:space="preserve">4.</w:t>
-      </w:r>
-      <w:r>
-        <w:rPr>
-          <w:rFonts w:ascii="Avenir Next" w:hAnsi="Avenir Next" w:cs="Avenir Next" w:eastAsia="Avenir Next"/>
-          <w:color w:val="1A1A1A"/>
-          <w:sz w:val="22"/>
-          <w:szCs w:val="22"/>
-        </w:rPr>
-        <w:tab/>
-      </w:r>
-      <w:r>
-        <w:rPr>
-          <w:rFonts w:ascii="Avenir Next" w:hAnsi="Avenir Next" w:cs="Avenir Next" w:eastAsia="Avenir Next"/>
-          <w:color w:val="1A1A1A"/>
-          <w:sz w:val="22"/>
-          <w:szCs w:val="22"/>
-        </w:rPr>
-        <w:t xml:space="preserve">Graph </w:t>
-      </w:r>
-      <w:r>
-        <w:rPr>
-          <w:rFonts w:ascii="Avenir Next" w:hAnsi="Avenir Next" w:cs="Avenir Next" w:eastAsia="Avenir Next"/>
-          <w:i/>
-          <w:color w:val="1A1A1A"/>
-          <w:sz w:val="22"/>
-          <w:szCs w:val="22"/>
-        </w:rPr>
-        <w:t xml:space="preserve">x</w:t>
-      </w:r>
-      <w:r>
-        <w:rPr>
-          <w:rFonts w:ascii="Avenir Next" w:hAnsi="Avenir Next" w:cs="Avenir Next" w:eastAsia="Avenir Next"/>
-          <w:color w:val="1A1A1A"/>
-          <w:sz w:val="22"/>
-          <w:szCs w:val="22"/>
-        </w:rPr>
-        <w:t xml:space="preserve"> ≤ 5.</w:t>
-      </w:r>
     </w:p>
-    <w:p>
-      <w:pPr>
-        <w:keepNext/>
-        <w:tabs>
-          <w:tab w:val="left" w:pos="1300"/>
-        </w:tabs>
-        <w:spacing w:before="0" w:after="24" w:line="272" w:lineRule="auto"/>
-        <w:ind w:left="1300" w:hanging="868"/>
-      </w:pPr>
-      <w:r>
-        <w:rPr>
-          <w:rFonts w:ascii="Avenir Next" w:hAnsi="Avenir Next" w:cs="Avenir Next" w:eastAsia="Avenir Next"/>
-          <w:b/>
-          <w:color w:val="003A70"/>
-          <w:sz w:val="18"/>
-          <w:szCs w:val="18"/>
-        </w:rPr>
-        <w:t xml:space="preserve">Step 1</w:t>
-      </w:r>
-      <w:r>
-        <w:rPr>
-          <w:rFonts w:ascii="Avenir Next" w:hAnsi="Avenir Next" w:cs="Avenir Next" w:eastAsia="Avenir Next"/>
-          <w:color w:val="1A1A1A"/>
-          <w:sz w:val="18"/>
-          <w:szCs w:val="18"/>
-        </w:rPr>
-        <w:tab/>
-      </w:r>
-      <w:r>
-        <w:rPr>
-          <w:rFonts w:ascii="Avenir Next" w:hAnsi="Avenir Next" w:cs="Avenir Next" w:eastAsia="Avenir Next"/>
-          <w:color w:val="1A1A1A"/>
-          <w:sz w:val="21"/>
-          <w:szCs w:val="21"/>
-        </w:rPr>
-        <w:t xml:space="preserve">Put a dot on </w:t>
-      </w:r>
-      <w:r>
-        <w:rPr>
-          <w:rFonts w:ascii="Avenir Next" w:hAnsi="Avenir Next" w:cs="Avenir Next" w:eastAsia="Avenir Next"/>
-          <w:color w:val="1A1A1A"/>
-          <w:sz w:val="21"/>
-          <w:szCs w:val="21"/>
-          <w:u w:val="single"/>
-        </w:rPr>
-        <w:t xml:space="preserve">                </w:t>
-      </w:r>
-      <w:r>
-        <w:rPr>
-          <w:rFonts w:ascii="Avenir Next" w:hAnsi="Avenir Next" w:cs="Avenir Next" w:eastAsia="Avenir Next"/>
-          <w:color w:val="1A1A1A"/>
-          <w:sz w:val="21"/>
-          <w:szCs w:val="21"/>
-        </w:rPr>
-        <w:t xml:space="preserve">.</w:t>
-      </w:r>
-    </w:p>
-    <w:p>
-      <w:pPr>
-        <w:keepNext/>
-        <w:tabs>
-          <w:tab w:val="left" w:pos="1300"/>
-        </w:tabs>
-        <w:spacing w:before="0" w:after="24" w:line="272" w:lineRule="auto"/>
-        <w:ind w:left="1300" w:hanging="868"/>
-      </w:pPr>
-      <w:r>
-        <w:rPr>
-          <w:rFonts w:ascii="Avenir Next" w:hAnsi="Avenir Next" w:cs="Avenir Next" w:eastAsia="Avenir Next"/>
-          <w:b/>
-          <w:color w:val="003A70"/>
-          <w:sz w:val="18"/>
-          <w:szCs w:val="18"/>
-        </w:rPr>
-        <w:t xml:space="preserve">Step 2</w:t>
-      </w:r>
-      <w:r>
-        <w:rPr>
-          <w:rFonts w:ascii="Avenir Next" w:hAnsi="Avenir Next" w:cs="Avenir Next" w:eastAsia="Avenir Next"/>
-          <w:color w:val="1A1A1A"/>
-          <w:sz w:val="18"/>
-          <w:szCs w:val="18"/>
-        </w:rPr>
-        <w:tab/>
-      </w:r>
-      <w:r>
-        <w:rPr>
-          <w:rFonts w:ascii="Avenir Next" w:hAnsi="Avenir Next" w:cs="Avenir Next" w:eastAsia="Avenir Next"/>
-          <w:color w:val="1A1A1A"/>
-          <w:sz w:val="21"/>
-          <w:szCs w:val="21"/>
-        </w:rPr>
-        <w:t xml:space="preserve">≤ includes equal, so the dot is </w:t>
-      </w:r>
-      <w:r>
-        <w:rPr>
-          <w:rFonts w:ascii="Avenir Next" w:hAnsi="Avenir Next" w:cs="Avenir Next" w:eastAsia="Avenir Next"/>
-          <w:color w:val="1A1A1A"/>
-          <w:sz w:val="21"/>
-          <w:szCs w:val="21"/>
-          <w:u w:val="single"/>
-        </w:rPr>
-        <w:t xml:space="preserve">                </w:t>
-      </w:r>
-      <w:r>
-        <w:rPr>
-          <w:rFonts w:ascii="Avenir Next" w:hAnsi="Avenir Next" w:cs="Avenir Next" w:eastAsia="Avenir Next"/>
-          <w:color w:val="1A1A1A"/>
-          <w:sz w:val="21"/>
-          <w:szCs w:val="21"/>
-        </w:rPr>
-        <w:t xml:space="preserve">.</w:t>
-      </w:r>
-    </w:p>
-    <w:p>
-      <w:pPr>
-        <w:keepNext/>
-        <w:tabs>
-          <w:tab w:val="left" w:pos="1300"/>
-        </w:tabs>
-        <w:spacing w:before="0" w:after="24" w:line="272" w:lineRule="auto"/>
-        <w:ind w:left="1300" w:hanging="868"/>
-      </w:pPr>
-      <w:r>
-        <w:rPr>
-          <w:rFonts w:ascii="Avenir Next" w:hAnsi="Avenir Next" w:cs="Avenir Next" w:eastAsia="Avenir Next"/>
-          <w:b/>
-          <w:color w:val="003A70"/>
-          <w:sz w:val="18"/>
-          <w:szCs w:val="18"/>
-        </w:rPr>
-        <w:t xml:space="preserve">Step 3</w:t>
-      </w:r>
-      <w:r>
-        <w:rPr>
-          <w:rFonts w:ascii="Avenir Next" w:hAnsi="Avenir Next" w:cs="Avenir Next" w:eastAsia="Avenir Next"/>
-          <w:color w:val="1A1A1A"/>
-          <w:sz w:val="18"/>
-          <w:szCs w:val="18"/>
-        </w:rPr>
-        <w:tab/>
-      </w:r>
-      <w:r>
-        <w:rPr>
-          <w:rFonts w:ascii="Avenir Next" w:hAnsi="Avenir Next" w:cs="Avenir Next" w:eastAsia="Avenir Next"/>
-          <w:color w:val="1A1A1A"/>
-          <w:sz w:val="21"/>
-          <w:szCs w:val="21"/>
-        </w:rPr>
-        <w:t xml:space="preserve">≤ means less, so the arrow goes </w:t>
-      </w:r>
-      <w:r>
-        <w:rPr>
-          <w:rFonts w:ascii="Avenir Next" w:hAnsi="Avenir Next" w:cs="Avenir Next" w:eastAsia="Avenir Next"/>
-          <w:color w:val="1A1A1A"/>
-          <w:sz w:val="21"/>
-          <w:szCs w:val="21"/>
-          <w:u w:val="single"/>
-        </w:rPr>
-        <w:t xml:space="preserve">                </w:t>
-      </w:r>
-      <w:r>
-        <w:rPr>
-          <w:rFonts w:ascii="Avenir Next" w:hAnsi="Avenir Next" w:cs="Avenir Next" w:eastAsia="Avenir Next"/>
-          <w:color w:val="1A1A1A"/>
-          <w:sz w:val="21"/>
-          <w:szCs w:val="21"/>
-        </w:rPr>
-        <w:t xml:space="preserve">.</w:t>
-      </w:r>
-    </w:p>
+    <w:tbl>
+      <w:tblPr>
+        <w:tblW w:w="9504" w:type="dxa"/>
+        <w:jc w:val="left"/>
+        <w:tblBorders>
+          <w:top w:val="nil"/>
+          <w:left w:val="nil"/>
+          <w:bottom w:val="nil"/>
+          <w:right w:val="nil"/>
+          <w:insideH w:val="nil"/>
+          <w:insideV w:val="nil"/>
+        </w:tblBorders>
+        <w:tblLayout w:type="fixed"/>
+        <w:tblCellMar>
+          <w:top w:w="0" w:type="dxa"/>
+          <w:left w:w="0" w:type="dxa"/>
+          <w:bottom w:w="0" w:type="dxa"/>
+          <w:right w:w="0" w:type="dxa"/>
+        </w:tblCellMar>
+        <w:tblLook w:val="0000" w:firstRow="0" w:lastRow="0" w:firstColumn="0" w:lastColumn="0" w:noHBand="1" w:noVBand="1"/>
+      </w:tblPr>
+      <w:tblGrid>
+        <w:gridCol w:w="5820"/>
+        <w:gridCol w:w="3684"/>
+      </w:tblGrid>
+      <w:tr>
+        <w:trPr>
+          <w:cantSplit/>
+        </w:trPr>
+        <w:tc>
+          <w:tcPr>
+            <w:tcW w:w="5820" w:type="dxa"/>
+            <w:vAlign w:val="top"/>
+          </w:tcPr>
+          <w:p>
+            <w:pPr>
+              <w:keepNext/>
+              <w:tabs>
+                <w:tab w:val="left" w:pos="432"/>
+              </w:tabs>
+              <w:spacing w:before="76" w:after="34" w:line="240" w:lineRule="auto"/>
+              <w:ind w:left="432" w:hanging="432"/>
+            </w:pPr>
+            <w:r>
+              <w:rPr>
+                <w:rFonts w:ascii="Avenir Next" w:hAnsi="Avenir Next" w:cs="Avenir Next" w:eastAsia="Avenir Next"/>
+                <w:b/>
+                <w:color w:val="1A1A1A"/>
+                <w:sz w:val="22"/>
+                <w:szCs w:val="22"/>
+              </w:rPr>
+              <w:t xml:space="preserve">5.</w:t>
+            </w:r>
+            <w:r>
+              <w:rPr>
+                <w:rFonts w:ascii="Avenir Next" w:hAnsi="Avenir Next" w:cs="Avenir Next" w:eastAsia="Avenir Next"/>
+                <w:color w:val="1A1A1A"/>
+                <w:sz w:val="22"/>
+                <w:szCs w:val="22"/>
+              </w:rPr>
+              <w:tab/>
+            </w:r>
+            <w:r>
+              <w:rPr>
+                <w:rFonts w:ascii="Avenir Next" w:hAnsi="Avenir Next" w:cs="Avenir Next" w:eastAsia="Avenir Next"/>
+                <w:color w:val="1A1A1A"/>
+                <w:sz w:val="22"/>
+                <w:szCs w:val="22"/>
+              </w:rPr>
+              <w:t xml:space="preserve">Graph </w:t>
+            </w:r>
+            <w:r>
+              <w:rPr>
+                <w:rFonts w:ascii="Avenir Next" w:hAnsi="Avenir Next" w:cs="Avenir Next" w:eastAsia="Avenir Next"/>
+                <w:i/>
+                <w:color w:val="1A1A1A"/>
+                <w:sz w:val="22"/>
+                <w:szCs w:val="22"/>
+              </w:rPr>
+              <w:t xml:space="preserve">c</w:t>
+            </w:r>
+            <w:r>
+              <w:rPr>
+                <w:rFonts w:ascii="Avenir Next" w:hAnsi="Avenir Next" w:cs="Avenir Next" w:eastAsia="Avenir Next"/>
+                <w:color w:val="1A1A1A"/>
+                <w:sz w:val="22"/>
+                <w:szCs w:val="22"/>
+              </w:rPr>
+              <w:t xml:space="preserve"> &lt; 25.</w:t>
+            </w:r>
+          </w:p>
+          <w:p>
+            <w:pPr>
+              <w:keepNext/>
+              <w:tabs>
+                <w:tab w:val="left" w:pos="1300"/>
+              </w:tabs>
+              <w:spacing w:before="0" w:after="20" w:line="240" w:lineRule="auto"/>
+              <w:ind w:left="1300" w:hanging="868"/>
+            </w:pPr>
+            <w:r>
+              <w:rPr>
+                <w:rFonts w:ascii="Avenir Next" w:hAnsi="Avenir Next" w:cs="Avenir Next" w:eastAsia="Avenir Next"/>
+                <w:b/>
+                <w:color w:val="003A70"/>
+                <w:sz w:val="22"/>
+                <w:szCs w:val="18"/>
+              </w:rPr>
+              <w:t xml:space="preserve">Step 1</w:t>
+            </w:r>
+            <w:r>
+              <w:rPr>
+                <w:rFonts w:ascii="Avenir Next" w:hAnsi="Avenir Next" w:cs="Avenir Next" w:eastAsia="Avenir Next"/>
+                <w:color w:val="1A1A1A"/>
+                <w:sz w:val="18"/>
+                <w:szCs w:val="18"/>
+              </w:rPr>
+              <w:tab/>
+            </w:r>
+            <w:r>
+              <w:rPr>
+                <w:rFonts w:ascii="Avenir Next" w:hAnsi="Avenir Next" w:cs="Avenir Next" w:eastAsia="Avenir Next"/>
+                <w:color w:val="1A1A1A"/>
+                <w:sz w:val="22"/>
+                <w:szCs w:val="21"/>
+              </w:rPr>
+              <w:t xml:space="preserve">Put a dot on </w:t>
+            </w:r>
+            <w:r>
+              <w:rPr>
+                <w:rFonts w:ascii="Avenir Next" w:hAnsi="Avenir Next" w:cs="Avenir Next" w:eastAsia="Avenir Next"/>
+                <w:color w:val="1A1A1A"/>
+                <w:sz w:val="21"/>
+                <w:szCs w:val="21"/>
+                <w:u w:val="single"/>
+              </w:rPr>
+              <w:t xml:space="preserve">                </w:t>
+            </w:r>
+            <w:r>
+              <w:rPr>
+                <w:rFonts w:ascii="Avenir Next" w:hAnsi="Avenir Next" w:cs="Avenir Next" w:eastAsia="Avenir Next"/>
+                <w:color w:val="1A1A1A"/>
+                <w:sz w:val="22"/>
+                <w:szCs w:val="21"/>
+              </w:rPr>
+              <w:t xml:space="preserve">.</w:t>
+            </w:r>
+          </w:p>
+          <w:p>
+            <w:pPr>
+              <w:keepNext/>
+              <w:tabs>
+                <w:tab w:val="left" w:pos="1300"/>
+              </w:tabs>
+              <w:spacing w:before="0" w:after="20" w:line="240" w:lineRule="auto"/>
+              <w:ind w:left="1300" w:hanging="868"/>
+            </w:pPr>
+            <w:r>
+              <w:rPr>
+                <w:rFonts w:ascii="Avenir Next" w:hAnsi="Avenir Next" w:cs="Avenir Next" w:eastAsia="Avenir Next"/>
+                <w:b/>
+                <w:color w:val="003A70"/>
+                <w:sz w:val="22"/>
+                <w:szCs w:val="18"/>
+              </w:rPr>
+              <w:t xml:space="preserve">Step 2</w:t>
+            </w:r>
+            <w:r>
+              <w:rPr>
+                <w:rFonts w:ascii="Avenir Next" w:hAnsi="Avenir Next" w:cs="Avenir Next" w:eastAsia="Avenir Next"/>
+                <w:color w:val="1A1A1A"/>
+                <w:sz w:val="18"/>
+                <w:szCs w:val="18"/>
+              </w:rPr>
+              <w:tab/>
+            </w:r>
+            <w:r>
+              <w:rPr>
+                <w:rFonts w:ascii="Avenir Next" w:hAnsi="Avenir Next" w:cs="Avenir Next" w:eastAsia="Avenir Next"/>
+                <w:color w:val="1A1A1A"/>
+                <w:sz w:val="22"/>
+                <w:szCs w:val="21"/>
+              </w:rPr>
+              <w:t xml:space="preserve">&lt; has no equal part, so the dot is </w:t>
+            </w:r>
+            <w:r>
+              <w:rPr>
+                <w:rFonts w:ascii="Avenir Next" w:hAnsi="Avenir Next" w:cs="Avenir Next" w:eastAsia="Avenir Next"/>
+                <w:color w:val="1A1A1A"/>
+                <w:sz w:val="21"/>
+                <w:szCs w:val="21"/>
+                <w:u w:val="single"/>
+              </w:rPr>
+              <w:t xml:space="preserve">                </w:t>
+            </w:r>
+            <w:r>
+              <w:rPr>
+                <w:rFonts w:ascii="Avenir Next" w:hAnsi="Avenir Next" w:cs="Avenir Next" w:eastAsia="Avenir Next"/>
+                <w:color w:val="1A1A1A"/>
+                <w:sz w:val="22"/>
+                <w:szCs w:val="21"/>
+              </w:rPr>
+              <w:t xml:space="preserve">.</w:t>
+            </w:r>
+          </w:p>
+          <w:p>
+            <w:pPr>
+              <w:keepNext/>
+              <w:tabs>
+                <w:tab w:val="left" w:pos="1300"/>
+              </w:tabs>
+              <w:spacing w:before="0" w:after="20" w:line="240" w:lineRule="auto"/>
+              <w:ind w:left="1300" w:hanging="868"/>
+            </w:pPr>
+            <w:r>
+              <w:rPr>
+                <w:rFonts w:ascii="Avenir Next" w:hAnsi="Avenir Next" w:cs="Avenir Next" w:eastAsia="Avenir Next"/>
+                <w:b/>
+                <w:color w:val="003A70"/>
+                <w:sz w:val="22"/>
+                <w:szCs w:val="18"/>
+              </w:rPr>
+              <w:t xml:space="preserve">Step 3</w:t>
+            </w:r>
+            <w:r>
+              <w:rPr>
+                <w:rFonts w:ascii="Avenir Next" w:hAnsi="Avenir Next" w:cs="Avenir Next" w:eastAsia="Avenir Next"/>
+                <w:color w:val="1A1A1A"/>
+                <w:sz w:val="18"/>
+                <w:szCs w:val="18"/>
+              </w:rPr>
+              <w:tab/>
+            </w:r>
+            <w:r>
+              <w:rPr>
+                <w:rFonts w:ascii="Avenir Next" w:hAnsi="Avenir Next" w:cs="Avenir Next" w:eastAsia="Avenir Next"/>
+                <w:color w:val="1A1A1A"/>
+                <w:sz w:val="22"/>
+                <w:szCs w:val="21"/>
+              </w:rPr>
+              <w:t xml:space="preserve">&lt; means less, so the arrow goes </w:t>
+            </w:r>
+            <w:r>
+              <w:rPr>
+                <w:rFonts w:ascii="Avenir Next" w:hAnsi="Avenir Next" w:cs="Avenir Next" w:eastAsia="Avenir Next"/>
+                <w:color w:val="1A1A1A"/>
+                <w:sz w:val="21"/>
+                <w:szCs w:val="21"/>
+                <w:u w:val="single"/>
+              </w:rPr>
+              <w:t xml:space="preserve">                </w:t>
+            </w:r>
+            <w:r>
+              <w:rPr>
+                <w:rFonts w:ascii="Avenir Next" w:hAnsi="Avenir Next" w:cs="Avenir Next" w:eastAsia="Avenir Next"/>
+                <w:color w:val="1A1A1A"/>
+                <w:sz w:val="22"/>
+                <w:szCs w:val="21"/>
+              </w:rPr>
+              <w:t xml:space="preserve">.</w:t>
+            </w:r>
+          </w:p>
+          <w:p>
+            <w:pPr>
+              <w:spacing w:before="0" w:after="0" w:line="20" w:lineRule="exact"/>
+            </w:pPr>
+          </w:p>
+        </w:tc>
+        <w:tc>
+          <w:tcPr>
+            <w:tcW w:w="3684" w:type="dxa"/>
+            <w:vAlign w:val="top"/>
+          </w:tcPr>
+          <w:p>
+            <w:pPr>
+              <w:spacing w:before="34" w:after="0" w:line="240" w:lineRule="auto"/>
+              <w:jc w:val="center"/>
+            </w:pPr>
+            <w:r>
+              <w:drawing>
+                <wp:inline distT="0" distB="0" distL="0" distR="0">
+                  <wp:extent cx="2148840" cy="566928"/>
+                  <wp:docPr id="201" name="Workspace 201" descr="Blank number line from 20 to 30."/>
+                  <a:graphic xmlns:a="http://schemas.openxmlformats.org/drawingml/2006/main">
+                    <a:graphicData uri="http://schemas.openxmlformats.org/drawingml/2006/picture">
+                      <pic:pic xmlns:pic="http://schemas.openxmlformats.org/drawingml/2006/picture">
+                        <pic:nvPicPr>
+                          <pic:cNvPr id="201" name="nl_20_30_s.png"/>
+                          <pic:cNvPicPr/>
+                        </pic:nvPicPr>
+                        <pic:blipFill>
+                          <a:blip r:embed="rIdWs201"/>
+                          <a:stretch>
+                            <a:fillRect/>
+                          </a:stretch>
+                        </pic:blipFill>
+                        <pic:spPr>
+                          <a:xfrm>
+                            <a:off x="0" y="0"/>
+                            <a:ext cx="2148840" cy="566928"/>
+                          </a:xfrm>
+                          <a:prstGeom prst="rect">
+                            <a:avLst/>
+                          </a:prstGeom>
+                        </pic:spPr>
+                      </pic:pic>
+                    </a:graphicData>
+                  </a:graphic>
+                </wp:inline>
+              </w:drawing>
+            </w:r>
+          </w:p>
+          <w:p>
+            <w:pPr>
+              <w:spacing w:before="0" w:after="0" w:line="240" w:lineRule="auto"/>
+              <w:jc w:val="center"/>
+            </w:pPr>
+            <w:r>
+              <w:rPr>
+                <w:rFonts w:ascii="Avenir Next" w:hAnsi="Avenir Next" w:cs="Avenir Next" w:eastAsia="Avenir Next"/>
+                <w:i/>
+                <w:color w:val="5A5F66"/>
+                <w:sz w:val="17"/>
+                <w:szCs w:val="17"/>
+              </w:rPr>
+              <w:t xml:space="preserve">Problem 5</w:t>
+            </w:r>
+          </w:p>
+        </w:tc>
+      </w:tr>
+    </w:tbl>
     <w:p>
       <w:pPr>
         <w:spacing w:before="0" w:after="0" w:line="20" w:lineRule="exact"/>
@@ -3233,239 +3691,7 @@
     </w:p>
     <w:p>
       <w:pPr>
-        <w:keepNext/>
-        <w:tabs>
-          <w:tab w:val="left" w:pos="432"/>
-        </w:tabs>
-        <w:spacing w:before="90" w:after="40" w:line="268" w:lineRule="auto"/>
-        <w:ind w:left="432" w:hanging="432"/>
-      </w:pPr>
-      <w:r>
-        <w:rPr>
-          <w:rFonts w:ascii="Avenir Next" w:hAnsi="Avenir Next" w:cs="Avenir Next" w:eastAsia="Avenir Next"/>
-          <w:b/>
-          <w:color w:val="1A1A1A"/>
-          <w:sz w:val="22"/>
-          <w:szCs w:val="22"/>
-        </w:rPr>
-        <w:t xml:space="preserve">5.</w:t>
-      </w:r>
-      <w:r>
-        <w:rPr>
-          <w:rFonts w:ascii="Avenir Next" w:hAnsi="Avenir Next" w:cs="Avenir Next" w:eastAsia="Avenir Next"/>
-          <w:color w:val="1A1A1A"/>
-          <w:sz w:val="22"/>
-          <w:szCs w:val="22"/>
-        </w:rPr>
-        <w:tab/>
-      </w:r>
-      <w:r>
-        <w:rPr>
-          <w:rFonts w:ascii="Avenir Next" w:hAnsi="Avenir Next" w:cs="Avenir Next" w:eastAsia="Avenir Next"/>
-          <w:color w:val="1A1A1A"/>
-          <w:sz w:val="22"/>
-          <w:szCs w:val="22"/>
-        </w:rPr>
-        <w:t xml:space="preserve">Graph </w:t>
-      </w:r>
-      <w:r>
-        <w:rPr>
-          <w:rFonts w:ascii="Avenir Next" w:hAnsi="Avenir Next" w:cs="Avenir Next" w:eastAsia="Avenir Next"/>
-          <w:i/>
-          <w:color w:val="1A1A1A"/>
-          <w:sz w:val="22"/>
-          <w:szCs w:val="22"/>
-        </w:rPr>
-        <w:t xml:space="preserve">c</w:t>
-      </w:r>
-      <w:r>
-        <w:rPr>
-          <w:rFonts w:ascii="Avenir Next" w:hAnsi="Avenir Next" w:cs="Avenir Next" w:eastAsia="Avenir Next"/>
-          <w:color w:val="1A1A1A"/>
-          <w:sz w:val="22"/>
-          <w:szCs w:val="22"/>
-        </w:rPr>
-        <w:t xml:space="preserve"> &lt; 25.</w:t>
-      </w:r>
-    </w:p>
-    <w:p>
-      <w:pPr>
-        <w:keepNext/>
-        <w:tabs>
-          <w:tab w:val="left" w:pos="1300"/>
-        </w:tabs>
-        <w:spacing w:before="0" w:after="24" w:line="272" w:lineRule="auto"/>
-        <w:ind w:left="1300" w:hanging="868"/>
-      </w:pPr>
-      <w:r>
-        <w:rPr>
-          <w:rFonts w:ascii="Avenir Next" w:hAnsi="Avenir Next" w:cs="Avenir Next" w:eastAsia="Avenir Next"/>
-          <w:b/>
-          <w:color w:val="003A70"/>
-          <w:sz w:val="18"/>
-          <w:szCs w:val="18"/>
-        </w:rPr>
-        <w:t xml:space="preserve">Step 1</w:t>
-      </w:r>
-      <w:r>
-        <w:rPr>
-          <w:rFonts w:ascii="Avenir Next" w:hAnsi="Avenir Next" w:cs="Avenir Next" w:eastAsia="Avenir Next"/>
-          <w:color w:val="1A1A1A"/>
-          <w:sz w:val="18"/>
-          <w:szCs w:val="18"/>
-        </w:rPr>
-        <w:tab/>
-      </w:r>
-      <w:r>
-        <w:rPr>
-          <w:rFonts w:ascii="Avenir Next" w:hAnsi="Avenir Next" w:cs="Avenir Next" w:eastAsia="Avenir Next"/>
-          <w:color w:val="1A1A1A"/>
-          <w:sz w:val="21"/>
-          <w:szCs w:val="21"/>
-        </w:rPr>
-        <w:t xml:space="preserve">Put a dot on </w:t>
-      </w:r>
-      <w:r>
-        <w:rPr>
-          <w:rFonts w:ascii="Avenir Next" w:hAnsi="Avenir Next" w:cs="Avenir Next" w:eastAsia="Avenir Next"/>
-          <w:color w:val="1A1A1A"/>
-          <w:sz w:val="21"/>
-          <w:szCs w:val="21"/>
-          <w:u w:val="single"/>
-        </w:rPr>
-        <w:t xml:space="preserve">                </w:t>
-      </w:r>
-      <w:r>
-        <w:rPr>
-          <w:rFonts w:ascii="Avenir Next" w:hAnsi="Avenir Next" w:cs="Avenir Next" w:eastAsia="Avenir Next"/>
-          <w:color w:val="1A1A1A"/>
-          <w:sz w:val="21"/>
-          <w:szCs w:val="21"/>
-        </w:rPr>
-        <w:t xml:space="preserve">.</w:t>
-      </w:r>
-    </w:p>
-    <w:p>
-      <w:pPr>
-        <w:keepNext/>
-        <w:tabs>
-          <w:tab w:val="left" w:pos="1300"/>
-        </w:tabs>
-        <w:spacing w:before="0" w:after="24" w:line="272" w:lineRule="auto"/>
-        <w:ind w:left="1300" w:hanging="868"/>
-      </w:pPr>
-      <w:r>
-        <w:rPr>
-          <w:rFonts w:ascii="Avenir Next" w:hAnsi="Avenir Next" w:cs="Avenir Next" w:eastAsia="Avenir Next"/>
-          <w:b/>
-          <w:color w:val="003A70"/>
-          <w:sz w:val="18"/>
-          <w:szCs w:val="18"/>
-        </w:rPr>
-        <w:t xml:space="preserve">Step 2</w:t>
-      </w:r>
-      <w:r>
-        <w:rPr>
-          <w:rFonts w:ascii="Avenir Next" w:hAnsi="Avenir Next" w:cs="Avenir Next" w:eastAsia="Avenir Next"/>
-          <w:color w:val="1A1A1A"/>
-          <w:sz w:val="18"/>
-          <w:szCs w:val="18"/>
-        </w:rPr>
-        <w:tab/>
-      </w:r>
-      <w:r>
-        <w:rPr>
-          <w:rFonts w:ascii="Avenir Next" w:hAnsi="Avenir Next" w:cs="Avenir Next" w:eastAsia="Avenir Next"/>
-          <w:color w:val="1A1A1A"/>
-          <w:sz w:val="21"/>
-          <w:szCs w:val="21"/>
-        </w:rPr>
-        <w:t xml:space="preserve">&lt; has no equal part, so the dot is </w:t>
-      </w:r>
-      <w:r>
-        <w:rPr>
-          <w:rFonts w:ascii="Avenir Next" w:hAnsi="Avenir Next" w:cs="Avenir Next" w:eastAsia="Avenir Next"/>
-          <w:color w:val="1A1A1A"/>
-          <w:sz w:val="21"/>
-          <w:szCs w:val="21"/>
-          <w:u w:val="single"/>
-        </w:rPr>
-        <w:t xml:space="preserve">                </w:t>
-      </w:r>
-      <w:r>
-        <w:rPr>
-          <w:rFonts w:ascii="Avenir Next" w:hAnsi="Avenir Next" w:cs="Avenir Next" w:eastAsia="Avenir Next"/>
-          <w:color w:val="1A1A1A"/>
-          <w:sz w:val="21"/>
-          <w:szCs w:val="21"/>
-        </w:rPr>
-        <w:t xml:space="preserve">.</w:t>
-      </w:r>
-    </w:p>
-    <w:p>
-      <w:pPr>
-        <w:keepNext/>
-        <w:tabs>
-          <w:tab w:val="left" w:pos="1300"/>
-        </w:tabs>
-        <w:spacing w:before="0" w:after="24" w:line="272" w:lineRule="auto"/>
-        <w:ind w:left="1300" w:hanging="868"/>
-      </w:pPr>
-      <w:r>
-        <w:rPr>
-          <w:rFonts w:ascii="Avenir Next" w:hAnsi="Avenir Next" w:cs="Avenir Next" w:eastAsia="Avenir Next"/>
-          <w:b/>
-          <w:color w:val="003A70"/>
-          <w:sz w:val="18"/>
-          <w:szCs w:val="18"/>
-        </w:rPr>
-        <w:t xml:space="preserve">Step 3</w:t>
-      </w:r>
-      <w:r>
-        <w:rPr>
-          <w:rFonts w:ascii="Avenir Next" w:hAnsi="Avenir Next" w:cs="Avenir Next" w:eastAsia="Avenir Next"/>
-          <w:color w:val="1A1A1A"/>
-          <w:sz w:val="18"/>
-          <w:szCs w:val="18"/>
-        </w:rPr>
-        <w:tab/>
-      </w:r>
-      <w:r>
-        <w:rPr>
-          <w:rFonts w:ascii="Avenir Next" w:hAnsi="Avenir Next" w:cs="Avenir Next" w:eastAsia="Avenir Next"/>
-          <w:color w:val="1A1A1A"/>
-          <w:sz w:val="21"/>
-          <w:szCs w:val="21"/>
-        </w:rPr>
-        <w:t xml:space="preserve">&lt; means less, so the arrow goes </w:t>
-      </w:r>
-      <w:r>
-        <w:rPr>
-          <w:rFonts w:ascii="Avenir Next" w:hAnsi="Avenir Next" w:cs="Avenir Next" w:eastAsia="Avenir Next"/>
-          <w:color w:val="1A1A1A"/>
-          <w:sz w:val="21"/>
-          <w:szCs w:val="21"/>
-          <w:u w:val="single"/>
-        </w:rPr>
-        <w:t xml:space="preserve">                </w:t>
-      </w:r>
-      <w:r>
-        <w:rPr>
-          <w:rFonts w:ascii="Avenir Next" w:hAnsi="Avenir Next" w:cs="Avenir Next" w:eastAsia="Avenir Next"/>
-          <w:color w:val="1A1A1A"/>
-          <w:sz w:val="21"/>
-          <w:szCs w:val="21"/>
-        </w:rPr>
-        <w:t xml:space="preserve">.</w:t>
-      </w:r>
-    </w:p>
-    <w:p>
-      <w:pPr>
-        <w:spacing w:before="0" w:after="0" w:line="20" w:lineRule="exact"/>
-      </w:pPr>
-    </w:p>
-    <w:p>
-      <w:pPr>
+        <w:pStyle w:val="Heading2"/>
         <w:keepNext/>
         <w:pBdr>
           <w:bottom w:val="single" w:sz="8" w:space="3" w:color="003A70"/>
@@ -3473,7 +3699,7 @@
         <w:tabs>
           <w:tab w:val="right" w:pos="9504"/>
         </w:tabs>
-        <w:spacing w:before="50" w:after="36" w:line="240" w:lineRule="auto"/>
+        <w:spacing w:before="42" w:after="31" w:line="240" w:lineRule="auto"/>
       </w:pPr>
       <w:r>
         <w:rPr>
@@ -3481,7 +3707,7 @@
           <w:b/>
           <w:color w:val="003A70"/>
           <w:spacing w:val="14"/>
-          <w:sz w:val="19"/>
+          <w:sz w:val="22"/>
           <w:szCs w:val="19"/>
         </w:rPr>
         <w:t xml:space="preserve">YOUR TURN</w:t>
@@ -3500,7 +3726,7 @@
           <w:rFonts w:ascii="Avenir Next" w:hAnsi="Avenir Next" w:cs="Avenir Next" w:eastAsia="Avenir Next"/>
           <w:i/>
           <w:color w:val="5A5F66"/>
-          <w:sz w:val="17"/>
+          <w:sz w:val="22"/>
           <w:szCs w:val="17"/>
         </w:rPr>
         <w:t xml:space="preserve">use the steps on your own</w:t>
@@ -3550,7 +3776,7 @@
               <w:tabs>
                 <w:tab w:val="left" w:pos="432"/>
               </w:tabs>
-              <w:spacing w:before="90" w:after="40" w:line="268" w:lineRule="auto"/>
+              <w:spacing w:before="76" w:after="34" w:line="240" w:lineRule="auto"/>
               <w:ind w:left="432" w:hanging="432"/>
             </w:pPr>
             <w:r>
@@ -3624,7 +3850,7 @@
                     <w:tabs>
                       <w:tab w:val="left" w:pos="340"/>
                     </w:tabs>
-                    <w:spacing w:before="0" w:after="0" w:line="276" w:lineRule="auto"/>
+                    <w:spacing w:before="0" w:after="0" w:line="240" w:lineRule="auto"/>
                     <w:ind w:left="340" w:hanging="340"/>
                   </w:pPr>
                   <w:r>
@@ -3696,7 +3922,7 @@
                     <w:tabs>
                       <w:tab w:val="left" w:pos="340"/>
                     </w:tabs>
-                    <w:spacing w:before="0" w:after="0" w:line="276" w:lineRule="auto"/>
+                    <w:spacing w:before="0" w:after="0" w:line="240" w:lineRule="auto"/>
                     <w:ind w:left="340" w:hanging="340"/>
                   </w:pPr>
                   <w:r>
@@ -3768,7 +3994,7 @@
                     <w:tabs>
                       <w:tab w:val="left" w:pos="340"/>
                     </w:tabs>
-                    <w:spacing w:before="0" w:after="0" w:line="276" w:lineRule="auto"/>
+                    <w:spacing w:before="0" w:after="0" w:line="240" w:lineRule="auto"/>
                     <w:ind w:left="340" w:hanging="340"/>
                   </w:pPr>
                   <w:r>
@@ -3846,7 +4072,7 @@
                     <w:tabs>
                       <w:tab w:val="left" w:pos="340"/>
                     </w:tabs>
-                    <w:spacing w:before="0" w:after="0" w:line="276" w:lineRule="auto"/>
+                    <w:spacing w:before="0" w:after="0" w:line="240" w:lineRule="auto"/>
                     <w:ind w:left="340" w:hanging="340"/>
                   </w:pPr>
                   <w:r>
@@ -3918,7 +4144,7 @@
                     <w:tabs>
                       <w:tab w:val="left" w:pos="340"/>
                     </w:tabs>
-                    <w:spacing w:before="0" w:after="0" w:line="276" w:lineRule="auto"/>
+                    <w:spacing w:before="0" w:after="0" w:line="240" w:lineRule="auto"/>
                     <w:ind w:left="340" w:hanging="340"/>
                   </w:pPr>
                   <w:r>
@@ -3990,7 +4216,7 @@
                     <w:tabs>
                       <w:tab w:val="left" w:pos="340"/>
                     </w:tabs>
-                    <w:spacing w:before="0" w:after="0" w:line="276" w:lineRule="auto"/>
+                    <w:spacing w:before="0" w:after="0" w:line="240" w:lineRule="auto"/>
                     <w:ind w:left="340" w:hanging="340"/>
                   </w:pPr>
                   <w:r>
@@ -4069,6 +4295,7 @@
     </w:p>
     <w:p>
       <w:pPr>
+        <w:pStyle w:val="Heading2"/>
         <w:keepNext/>
         <w:pBdr>
           <w:bottom w:val="single" w:sz="8" w:space="3" w:color="003A70"/>
@@ -4076,7 +4303,7 @@
         <w:tabs>
           <w:tab w:val="right" w:pos="9504"/>
         </w:tabs>
-        <w:spacing w:before="50" w:after="36" w:line="240" w:lineRule="auto"/>
+        <w:spacing w:before="42" w:after="31" w:line="240" w:lineRule="auto"/>
       </w:pPr>
       <w:r>
         <w:rPr>
@@ -4084,7 +4311,7 @@
           <w:b/>
           <w:color w:val="003A70"/>
           <w:spacing w:val="14"/>
-          <w:sz w:val="19"/>
+          <w:sz w:val="22"/>
           <w:szCs w:val="19"/>
         </w:rPr>
         <w:t xml:space="preserve">READY CHECK</w:t>
@@ -4103,7 +4330,7 @@
           <w:rFonts w:ascii="Avenir Next" w:hAnsi="Avenir Next" w:cs="Avenir Next" w:eastAsia="Avenir Next"/>
           <w:i/>
           <w:color w:val="5A5F66"/>
-          <w:sz w:val="17"/>
+          <w:sz w:val="22"/>
           <w:szCs w:val="17"/>
         </w:rPr>
         <w:t xml:space="preserve">a problem like the one in today’s lesson</w:t>
@@ -4153,7 +4380,7 @@
               <w:tabs>
                 <w:tab w:val="left" w:pos="432"/>
               </w:tabs>
-              <w:spacing w:before="90" w:after="40" w:line="268" w:lineRule="auto"/>
+              <w:spacing w:before="76" w:after="34" w:line="240" w:lineRule="auto"/>
               <w:ind w:left="432" w:hanging="432"/>
             </w:pPr>
             <w:r>
@@ -4244,7 +4471,7 @@
                     <w:tabs>
                       <w:tab w:val="left" w:pos="340"/>
                     </w:tabs>
-                    <w:spacing w:before="0" w:after="0" w:line="264" w:lineRule="auto"/>
+                    <w:spacing w:before="0" w:after="0" w:line="240" w:lineRule="auto"/>
                     <w:ind w:left="340" w:hanging="340"/>
                   </w:pPr>
                   <w:r>
@@ -4252,25 +4479,25 @@
                       <w:rFonts w:ascii="Avenir Next" w:hAnsi="Avenir Next" w:cs="Avenir Next" w:eastAsia="Avenir Next"/>
                       <w:b/>
                       <w:color w:val="003A70"/>
+                      <w:sz w:val="22"/>
+                      <w:szCs w:val="21"/>
+                    </w:rPr>
+                    <w:t xml:space="preserve">A</w:t>
+                  </w:r>
+                  <w:r>
+                    <w:rPr>
+                      <w:rFonts w:ascii="Avenir Next" w:hAnsi="Avenir Next" w:cs="Avenir Next" w:eastAsia="Avenir Next"/>
+                      <w:color w:val="1A1A1A"/>
                       <w:sz w:val="21"/>
                       <w:szCs w:val="21"/>
                     </w:rPr>
-                    <w:t xml:space="preserve">A</w:t>
-                  </w:r>
-                  <w:r>
-                    <w:rPr>
-                      <w:rFonts w:ascii="Avenir Next" w:hAnsi="Avenir Next" w:cs="Avenir Next" w:eastAsia="Avenir Next"/>
-                      <w:color w:val="1A1A1A"/>
-                      <w:sz w:val="21"/>
-                      <w:szCs w:val="21"/>
-                    </w:rPr>
                     <w:tab/>
                   </w:r>
                   <w:r>
                     <w:rPr>
                       <w:rFonts w:ascii="Avenir Next" w:hAnsi="Avenir Next" w:cs="Avenir Next" w:eastAsia="Avenir Next"/>
                       <w:color w:val="1A1A1A"/>
-                      <w:sz w:val="21"/>
+                      <w:sz w:val="22"/>
                       <w:szCs w:val="21"/>
                     </w:rPr>
                     <w:t xml:space="preserve">Open dot at 50, arrow left</w:t>
@@ -4287,7 +4514,7 @@
                     <w:tabs>
                       <w:tab w:val="left" w:pos="340"/>
                     </w:tabs>
-                    <w:spacing w:before="0" w:after="0" w:line="264" w:lineRule="auto"/>
+                    <w:spacing w:before="0" w:after="0" w:line="240" w:lineRule="auto"/>
                     <w:ind w:left="340" w:hanging="340"/>
                   </w:pPr>
                   <w:r>
@@ -4295,25 +4522,25 @@
                       <w:rFonts w:ascii="Avenir Next" w:hAnsi="Avenir Next" w:cs="Avenir Next" w:eastAsia="Avenir Next"/>
                       <w:b/>
                       <w:color w:val="003A70"/>
+                      <w:sz w:val="22"/>
+                      <w:szCs w:val="21"/>
+                    </w:rPr>
+                    <w:t xml:space="preserve">B</w:t>
+                  </w:r>
+                  <w:r>
+                    <w:rPr>
+                      <w:rFonts w:ascii="Avenir Next" w:hAnsi="Avenir Next" w:cs="Avenir Next" w:eastAsia="Avenir Next"/>
+                      <w:color w:val="1A1A1A"/>
                       <w:sz w:val="21"/>
                       <w:szCs w:val="21"/>
                     </w:rPr>
-                    <w:t xml:space="preserve">B</w:t>
-                  </w:r>
-                  <w:r>
-                    <w:rPr>
-                      <w:rFonts w:ascii="Avenir Next" w:hAnsi="Avenir Next" w:cs="Avenir Next" w:eastAsia="Avenir Next"/>
-                      <w:color w:val="1A1A1A"/>
-                      <w:sz w:val="21"/>
-                      <w:szCs w:val="21"/>
-                    </w:rPr>
                     <w:tab/>
                   </w:r>
                   <w:r>
                     <w:rPr>
                       <w:rFonts w:ascii="Avenir Next" w:hAnsi="Avenir Next" w:cs="Avenir Next" w:eastAsia="Avenir Next"/>
                       <w:color w:val="1A1A1A"/>
-                      <w:sz w:val="21"/>
+                      <w:sz w:val="22"/>
                       <w:szCs w:val="21"/>
                     </w:rPr>
                     <w:t xml:space="preserve">Closed dot at 50, arrow left</w:t>
@@ -4335,7 +4562,7 @@
                     <w:tabs>
                       <w:tab w:val="left" w:pos="340"/>
                     </w:tabs>
-                    <w:spacing w:before="0" w:after="0" w:line="264" w:lineRule="auto"/>
+                    <w:spacing w:before="0" w:after="0" w:line="240" w:lineRule="auto"/>
                     <w:ind w:left="340" w:hanging="340"/>
                   </w:pPr>
                   <w:r>
@@ -4343,25 +4570,25 @@
                       <w:rFonts w:ascii="Avenir Next" w:hAnsi="Avenir Next" w:cs="Avenir Next" w:eastAsia="Avenir Next"/>
                       <w:b/>
                       <w:color w:val="003A70"/>
+                      <w:sz w:val="22"/>
+                      <w:szCs w:val="21"/>
+                    </w:rPr>
+                    <w:t xml:space="preserve">C</w:t>
+                  </w:r>
+                  <w:r>
+                    <w:rPr>
+                      <w:rFonts w:ascii="Avenir Next" w:hAnsi="Avenir Next" w:cs="Avenir Next" w:eastAsia="Avenir Next"/>
+                      <w:color w:val="1A1A1A"/>
                       <w:sz w:val="21"/>
                       <w:szCs w:val="21"/>
                     </w:rPr>
-                    <w:t xml:space="preserve">C</w:t>
-                  </w:r>
-                  <w:r>
-                    <w:rPr>
-                      <w:rFonts w:ascii="Avenir Next" w:hAnsi="Avenir Next" w:cs="Avenir Next" w:eastAsia="Avenir Next"/>
-                      <w:color w:val="1A1A1A"/>
-                      <w:sz w:val="21"/>
-                      <w:szCs w:val="21"/>
-                    </w:rPr>
                     <w:tab/>
                   </w:r>
                   <w:r>
                     <w:rPr>
                       <w:rFonts w:ascii="Avenir Next" w:hAnsi="Avenir Next" w:cs="Avenir Next" w:eastAsia="Avenir Next"/>
                       <w:color w:val="1A1A1A"/>
-                      <w:sz w:val="21"/>
+                      <w:sz w:val="22"/>
                       <w:szCs w:val="21"/>
                     </w:rPr>
                     <w:t xml:space="preserve">Closed dot at 50, arrow right</w:t>
@@ -4378,7 +4605,7 @@
                     <w:tabs>
                       <w:tab w:val="left" w:pos="340"/>
                     </w:tabs>
-                    <w:spacing w:before="0" w:after="0" w:line="264" w:lineRule="auto"/>
+                    <w:spacing w:before="0" w:after="0" w:line="240" w:lineRule="auto"/>
                     <w:ind w:left="340" w:hanging="340"/>
                   </w:pPr>
                   <w:r>
@@ -4386,25 +4613,25 @@
                       <w:rFonts w:ascii="Avenir Next" w:hAnsi="Avenir Next" w:cs="Avenir Next" w:eastAsia="Avenir Next"/>
                       <w:b/>
                       <w:color w:val="003A70"/>
+                      <w:sz w:val="22"/>
+                      <w:szCs w:val="21"/>
+                    </w:rPr>
+                    <w:t xml:space="preserve">D</w:t>
+                  </w:r>
+                  <w:r>
+                    <w:rPr>
+                      <w:rFonts w:ascii="Avenir Next" w:hAnsi="Avenir Next" w:cs="Avenir Next" w:eastAsia="Avenir Next"/>
+                      <w:color w:val="1A1A1A"/>
                       <w:sz w:val="21"/>
                       <w:szCs w:val="21"/>
                     </w:rPr>
-                    <w:t xml:space="preserve">D</w:t>
-                  </w:r>
-                  <w:r>
-                    <w:rPr>
-                      <w:rFonts w:ascii="Avenir Next" w:hAnsi="Avenir Next" w:cs="Avenir Next" w:eastAsia="Avenir Next"/>
-                      <w:color w:val="1A1A1A"/>
-                      <w:sz w:val="21"/>
-                      <w:szCs w:val="21"/>
-                    </w:rPr>
                     <w:tab/>
                   </w:r>
                   <w:r>
                     <w:rPr>
                       <w:rFonts w:ascii="Avenir Next" w:hAnsi="Avenir Next" w:cs="Avenir Next" w:eastAsia="Avenir Next"/>
                       <w:color w:val="1A1A1A"/>
-                      <w:sz w:val="21"/>
+                      <w:sz w:val="22"/>
                       <w:szCs w:val="21"/>
                     </w:rPr>
                     <w:t xml:space="preserve">Open dot at 50, arrow right</w:t>
@@ -4453,19 +4680,42 @@
         <w:tblLook w:val="0000" w:firstRow="0" w:lastRow="0" w:firstColumn="0" w:lastColumn="0" w:noHBand="1" w:noVBand="1"/>
       </w:tblPr>
       <w:tblGrid>
-        <w:gridCol w:w="2000"/>
-        <w:gridCol w:w="2300"/>
-        <w:gridCol w:w="2100"/>
-        <w:gridCol w:w="3104"/>
+        <w:gridCol w:w="1750"/>
+        <w:gridCol w:w="2500"/>
+        <w:gridCol w:w="2200"/>
+        <w:gridCol w:w="3054"/>
       </w:tblGrid>
       <w:tr>
         <w:trPr>
           <w:cantSplit/>
-          <w:trHeight w:val="320" w:hRule="atLeast"/>
+          <w:trHeight w:val="300" w:hRule="atLeast"/>
         </w:trPr>
         <w:tc>
           <w:tcPr>
-            <w:tcW w:w="2000" w:type="dxa"/>
+            <w:tcW w:w="1750" w:type="dxa"/>
+            <w:vAlign w:val="center"/>
+          </w:tcPr>
+          <w:p>
+            <w:pPr>
+              <w:pStyle w:val="Heading2"/>
+              <w:spacing w:before="0" w:after="0" w:line="240" w:lineRule="auto"/>
+            </w:pPr>
+            <w:r>
+              <w:rPr>
+                <w:rFonts w:ascii="Avenir Next" w:hAnsi="Avenir Next" w:cs="Avenir Next" w:eastAsia="Avenir Next"/>
+                <w:b/>
+                <w:color w:val="003A70"/>
+                <w:spacing w:val="12"/>
+                <w:sz w:val="15"/>
+                <w:szCs w:val="15"/>
+              </w:rPr>
+              <w:t xml:space="preserve">CHECK YOURSELF</w:t>
+            </w:r>
+          </w:p>
+        </w:tc>
+        <w:tc>
+          <w:tcPr>
+            <w:tcW w:w="2500" w:type="dxa"/>
             <w:vAlign w:val="center"/>
           </w:tcPr>
           <w:p>
@@ -4474,20 +4724,27 @@
             </w:pPr>
             <w:r>
               <w:rPr>
-                <w:rFonts w:ascii="Avenir Next" w:hAnsi="Avenir Next" w:cs="Avenir Next" w:eastAsia="Avenir Next"/>
-                <w:b/>
-                <w:color w:val="003A70"/>
-                <w:spacing w:val="12"/>
-                <w:sz w:val="15"/>
-                <w:szCs w:val="15"/>
-              </w:rPr>
-              <w:t xml:space="preserve">CHECK YOURSELF</w:t>
+                <w:rFonts w:ascii="Arial" w:hAnsi="Arial" w:cs="Arial" w:eastAsia="Arial"/>
+                <w:color w:val="1A1A1A"/>
+                <w:sz w:val="20"/>
+                <w:szCs w:val="20"/>
+              </w:rPr>
+              <w:t xml:space="preserve">□</w:t>
+            </w:r>
+            <w:r>
+              <w:rPr>
+                <w:rFonts w:ascii="Avenir Next" w:hAnsi="Avenir Next" w:cs="Avenir Next" w:eastAsia="Avenir Next"/>
+                <w:color w:val="1A1A1A"/>
+                <w:sz w:val="17"/>
+                <w:szCs w:val="17"/>
+              </w:rPr>
+              <w:t xml:space="preserve">  I can do this on my own</w:t>
             </w:r>
           </w:p>
         </w:tc>
         <w:tc>
           <w:tcPr>
-            <w:tcW w:w="2300" w:type="dxa"/>
+            <w:tcW w:w="2200" w:type="dxa"/>
             <w:vAlign w:val="center"/>
           </w:tcPr>
           <w:p>
@@ -4498,8 +4755,8 @@
               <w:rPr>
                 <w:rFonts w:ascii="Arial" w:hAnsi="Arial" w:cs="Arial" w:eastAsia="Arial"/>
                 <w:color w:val="1A1A1A"/>
-                <w:sz w:val="24"/>
-                <w:szCs w:val="24"/>
+                <w:sz w:val="20"/>
+                <w:szCs w:val="20"/>
               </w:rPr>
               <w:t xml:space="preserve">□</w:t>
             </w:r>
@@ -4510,13 +4767,13 @@
                 <w:sz w:val="17"/>
                 <w:szCs w:val="17"/>
               </w:rPr>
-              <w:t xml:space="preserve">  I can do this on my own</w:t>
+              <w:t xml:space="preserve">  I need a little help</w:t>
             </w:r>
           </w:p>
         </w:tc>
         <w:tc>
           <w:tcPr>
-            <w:tcW w:w="2100" w:type="dxa"/>
+            <w:tcW w:w="3054" w:type="dxa"/>
             <w:vAlign w:val="center"/>
           </w:tcPr>
           <w:p>
@@ -4527,37 +4784,8 @@
               <w:rPr>
                 <w:rFonts w:ascii="Arial" w:hAnsi="Arial" w:cs="Arial" w:eastAsia="Arial"/>
                 <w:color w:val="1A1A1A"/>
-                <w:sz w:val="24"/>
-                <w:szCs w:val="24"/>
-              </w:rPr>
-              <w:t xml:space="preserve">□</w:t>
-            </w:r>
-            <w:r>
-              <w:rPr>
-                <w:rFonts w:ascii="Avenir Next" w:hAnsi="Avenir Next" w:cs="Avenir Next" w:eastAsia="Avenir Next"/>
-                <w:color w:val="1A1A1A"/>
-                <w:sz w:val="17"/>
-                <w:szCs w:val="17"/>
-              </w:rPr>
-              <w:t xml:space="preserve">  I need a little help</w:t>
-            </w:r>
-          </w:p>
-        </w:tc>
-        <w:tc>
-          <w:tcPr>
-            <w:tcW w:w="3104" w:type="dxa"/>
-            <w:vAlign w:val="center"/>
-          </w:tcPr>
-          <w:p>
-            <w:pPr>
-              <w:spacing w:before="0" w:after="0" w:line="240" w:lineRule="auto"/>
-            </w:pPr>
-            <w:r>
-              <w:rPr>
-                <w:rFonts w:ascii="Arial" w:hAnsi="Arial" w:cs="Arial" w:eastAsia="Arial"/>
-                <w:color w:val="1A1A1A"/>
-                <w:sz w:val="24"/>
-                <w:szCs w:val="24"/>
+                <w:sz w:val="20"/>
+                <w:szCs w:val="20"/>
               </w:rPr>
               <w:t xml:space="preserve">□</w:t>
             </w:r>
@@ -4592,7 +4820,7 @@
     <w:sectPr>
       <w:footerReference w:type="default" r:id="rIdFooter1"/>
       <w:pgSz w:w="12240" w:h="15840"/>
-      <w:pgMar w:top="893" w:right="1224" w:bottom="835" w:left="1512" w:header="432" w:footer="432" w:gutter="0"/>
+      <w:pgMar w:top="780" w:right="1224" w:bottom="760" w:left="1512" w:header="432" w:footer="432" w:gutter="0"/>
       <w:cols w:space="720"/>
     </w:sectPr>
   </w:body>
@@ -4672,7 +4900,106 @@
               <w:sz w:val="15"/>
               <w:szCs w:val="15"/>
             </w:rPr>
-            <w:t xml:space="preserve">Lesson 8-5  ·  Session 2  ·  Prerequisite Practice B</w:t>
+            <w:t xml:space="preserve">8-5 · Page </w:t>
+          </w:r>
+          <w:r>
+            <w:rPr>
+              <w:rFonts w:ascii="Avenir Next" w:hAnsi="Avenir Next" w:cs="Avenir Next" w:eastAsia="Avenir Next"/>
+              <w:color w:val="5A5F66"/>
+              <w:sz w:val="15"/>
+              <w:szCs w:val="15"/>
+            </w:rPr>
+            <w:fldChar w:fldCharType="begin"/>
+          </w:r>
+          <w:r>
+            <w:rPr>
+              <w:rFonts w:ascii="Avenir Next" w:hAnsi="Avenir Next" w:cs="Avenir Next" w:eastAsia="Avenir Next"/>
+              <w:color w:val="5A5F66"/>
+              <w:sz w:val="15"/>
+              <w:szCs w:val="15"/>
+            </w:rPr>
+            <w:instrText xml:space="preserve"> PAGE </w:instrText>
+          </w:r>
+          <w:r>
+            <w:rPr>
+              <w:rFonts w:ascii="Avenir Next" w:hAnsi="Avenir Next" w:cs="Avenir Next" w:eastAsia="Avenir Next"/>
+              <w:color w:val="5A5F66"/>
+              <w:sz w:val="15"/>
+              <w:szCs w:val="15"/>
+            </w:rPr>
+            <w:fldChar w:fldCharType="separate"/>
+          </w:r>
+          <w:r>
+            <w:rPr>
+              <w:rFonts w:ascii="Avenir Next" w:hAnsi="Avenir Next" w:cs="Avenir Next" w:eastAsia="Avenir Next"/>
+              <w:color w:val="5A5F66"/>
+              <w:sz w:val="15"/>
+              <w:szCs w:val="15"/>
+            </w:rPr>
+            <w:t xml:space="preserve">1</w:t>
+          </w:r>
+          <w:r>
+            <w:rPr>
+              <w:rFonts w:ascii="Avenir Next" w:hAnsi="Avenir Next" w:cs="Avenir Next" w:eastAsia="Avenir Next"/>
+              <w:color w:val="5A5F66"/>
+              <w:sz w:val="15"/>
+              <w:szCs w:val="15"/>
+            </w:rPr>
+            <w:fldChar w:fldCharType="end"/>
+          </w:r>
+          <w:r>
+            <w:rPr>
+              <w:rFonts w:ascii="Avenir Next" w:hAnsi="Avenir Next" w:cs="Avenir Next" w:eastAsia="Avenir Next"/>
+              <w:color w:val="5A5F66"/>
+              <w:sz w:val="15"/>
+              <w:szCs w:val="15"/>
+            </w:rPr>
+            <w:t xml:space="preserve"> of </w:t>
+          </w:r>
+          <w:r>
+            <w:rPr>
+              <w:rFonts w:ascii="Avenir Next" w:hAnsi="Avenir Next" w:cs="Avenir Next" w:eastAsia="Avenir Next"/>
+              <w:color w:val="5A5F66"/>
+              <w:sz w:val="15"/>
+              <w:szCs w:val="15"/>
+            </w:rPr>
+            <w:fldChar w:fldCharType="begin"/>
+          </w:r>
+          <w:r>
+            <w:rPr>
+              <w:rFonts w:ascii="Avenir Next" w:hAnsi="Avenir Next" w:cs="Avenir Next" w:eastAsia="Avenir Next"/>
+              <w:color w:val="5A5F66"/>
+              <w:sz w:val="15"/>
+              <w:szCs w:val="15"/>
+            </w:rPr>
+            <w:instrText xml:space="preserve"> NUMPAGES </w:instrText>
+          </w:r>
+          <w:r>
+            <w:rPr>
+              <w:rFonts w:ascii="Avenir Next" w:hAnsi="Avenir Next" w:cs="Avenir Next" w:eastAsia="Avenir Next"/>
+              <w:color w:val="5A5F66"/>
+              <w:sz w:val="15"/>
+              <w:szCs w:val="15"/>
+            </w:rPr>
+            <w:fldChar w:fldCharType="separate"/>
+          </w:r>
+          <w:r>
+            <w:rPr>
+              <w:rFonts w:ascii="Avenir Next" w:hAnsi="Avenir Next" w:cs="Avenir Next" w:eastAsia="Avenir Next"/>
+              <w:color w:val="5A5F66"/>
+              <w:sz w:val="15"/>
+              <w:szCs w:val="15"/>
+            </w:rPr>
+            <w:t xml:space="preserve">1</w:t>
+          </w:r>
+          <w:r>
+            <w:rPr>
+              <w:rFonts w:ascii="Avenir Next" w:hAnsi="Avenir Next" w:cs="Avenir Next" w:eastAsia="Avenir Next"/>
+              <w:color w:val="5A5F66"/>
+              <w:sz w:val="15"/>
+              <w:szCs w:val="15"/>
+            </w:rPr>
+            <w:fldChar w:fldCharType="end"/>
           </w:r>
         </w:p>
       </w:tc>
@@ -4715,5 +5042,23 @@
       </w:tblCellMar>
     </w:tblPr>
   </w:style>
+  <w:style w:type="paragraph" w:styleId="Heading1">
+    <w:name w:val="heading 1"/>
+    <w:basedOn w:val="Normal"/>
+    <w:pPr>
+      <w:outlineLvl w:val="0"/>
+      <w:keepNext w:val="0"/>
+      <w:keepLines w:val="0"/>
+    </w:pPr>
+  </w:style>
+  <w:style w:type="paragraph" w:styleId="Heading2">
+    <w:name w:val="heading 2"/>
+    <w:basedOn w:val="Normal"/>
+    <w:pPr>
+      <w:outlineLvl w:val="1"/>
+      <w:keepNext w:val="0"/>
+      <w:keepLines w:val="0"/>
+    </w:pPr>
+  </w:style>
 </w:styles>
 </file>